--- a/DOC/SN/WIN-SN-A5S-MRTU-WiFi Datasheet.docx
+++ b/DOC/SN/WIN-SN-A5S-MRTU-WiFi Datasheet.docx
@@ -1,6 +1,6 @@
 
 <file path=word/document.xml><?xml version="1.0" encoding="utf-8"?>
-<w:document xmlns:wpc="http://schemas.microsoft.com/office/word/2010/wordprocessingCanvas" xmlns:cx="http://schemas.microsoft.com/office/drawing/2014/chartex" xmlns:cx1="http://schemas.microsoft.com/office/drawing/2015/9/8/chartex" xmlns:cx2="http://schemas.microsoft.com/office/drawing/2015/10/21/chartex" xmlns:cx3="http://schemas.microsoft.com/office/drawing/2016/5/9/chartex" xmlns:cx4="http://schemas.microsoft.com/office/drawing/2016/5/10/chartex" xmlns:cx5="http://schemas.microsoft.com/office/drawing/2016/5/11/chartex" xmlns:cx6="http://schemas.microsoft.com/office/drawing/2016/5/12/chartex" xmlns:cx7="http://schemas.microsoft.com/office/drawing/2016/5/13/chartex" xmlns:cx8="http://schemas.microsoft.com/office/drawing/2016/5/14/chartex" xmlns:mc="http://schemas.openxmlformats.org/markup-compatibility/2006" xmlns:aink="http://schemas.microsoft.com/office/drawing/2016/ink" xmlns:am3d="http://schemas.microsoft.com/office/drawing/2017/model3d" xmlns:o="urn:schemas-microsoft-com:office:office" xmlns:oel="http://schemas.microsoft.com/office/2019/extlst" xmlns:r="http://schemas.openxmlformats.org/officeDocument/2006/relationships" xmlns:m="http://schemas.openxmlformats.org/officeDocument/2006/math" xmlns:v="urn:schemas-microsoft-com:vml" xmlns:wp14="http://schemas.microsoft.com/office/word/2010/wordprocessingDrawing" xmlns:wp="http://schemas.openxmlformats.org/drawingml/2006/wordprocessingDrawing" xmlns:w10="urn:schemas-microsoft-com:office:word" xmlns:w="http://schemas.openxmlformats.org/wordprocessingml/2006/main" xmlns:w14="http://schemas.microsoft.com/office/word/2010/wordml" xmlns:w15="http://schemas.microsoft.com/office/word/2012/wordml" xmlns:w16cei="http://schemas.microsoft.com/office/word/2026/wordml/cei" xmlns:w16cex="http://schemas.microsoft.com/office/word/2018/wordml/cex" xmlns:w16cid="http://schemas.microsoft.com/office/word/2016/wordml/cid" xmlns:w16="http://schemas.microsoft.com/office/word/2018/wordml" xmlns:w16du="http://schemas.microsoft.com/office/word/2023/wordml/word16du" xmlns:w16sdtdh="http://schemas.microsoft.com/office/word/2020/wordml/sdtdatahash" xmlns:w16sdtfl="http://schemas.microsoft.com/office/word/2024/wordml/sdtformatlock" xmlns:w16se="http://schemas.microsoft.com/office/word/2015/wordml/symex" xmlns:wpg="http://schemas.microsoft.com/office/word/2010/wordprocessingGroup" xmlns:wpi="http://schemas.microsoft.com/office/word/2010/wordprocessingInk" xmlns:wne="http://schemas.microsoft.com/office/word/2006/wordml" xmlns:wps="http://schemas.microsoft.com/office/word/2010/wordprocessingShape" mc:Ignorable="w14 w15 w16se w16cid w16 w16cex w16sdtdh w16sdtfl w16du wp14">
+<w:document xmlns:wpc="http://schemas.microsoft.com/office/word/2010/wordprocessingCanvas" xmlns:cx="http://schemas.microsoft.com/office/drawing/2014/chartex" xmlns:cx1="http://schemas.microsoft.com/office/drawing/2015/9/8/chartex" xmlns:cx2="http://schemas.microsoft.com/office/drawing/2015/10/21/chartex" xmlns:cx3="http://schemas.microsoft.com/office/drawing/2016/5/9/chartex" xmlns:cx4="http://schemas.microsoft.com/office/drawing/2016/5/10/chartex" xmlns:cx5="http://schemas.microsoft.com/office/drawing/2016/5/11/chartex" xmlns:cx6="http://schemas.microsoft.com/office/drawing/2016/5/12/chartex" xmlns:cx7="http://schemas.microsoft.com/office/drawing/2016/5/13/chartex" xmlns:cx8="http://schemas.microsoft.com/office/drawing/2016/5/14/chartex" xmlns:mc="http://schemas.openxmlformats.org/markup-compatibility/2006" xmlns:aink="http://schemas.microsoft.com/office/drawing/2016/ink" xmlns:am3d="http://schemas.microsoft.com/office/drawing/2017/model3d" xmlns:o="urn:schemas-microsoft-com:office:office" xmlns:oel="http://schemas.microsoft.com/office/2019/extlst" xmlns:r="http://schemas.openxmlformats.org/officeDocument/2006/relationships" xmlns:m="http://schemas.openxmlformats.org/officeDocument/2006/math" xmlns:v="urn:schemas-microsoft-com:vml" xmlns:wp14="http://schemas.microsoft.com/office/word/2010/wordprocessingDrawing" xmlns:wp="http://schemas.openxmlformats.org/drawingml/2006/wordprocessingDrawing" xmlns:w10="urn:schemas-microsoft-com:office:word" xmlns:w="http://schemas.openxmlformats.org/wordprocessingml/2006/main" xmlns:w14="http://schemas.microsoft.com/office/word/2010/wordml" xmlns:w15="http://schemas.microsoft.com/office/word/2012/wordml" xmlns:w16cex="http://schemas.microsoft.com/office/word/2018/wordml/cex" xmlns:w16cid="http://schemas.microsoft.com/office/word/2016/wordml/cid" xmlns:w16="http://schemas.microsoft.com/office/word/2018/wordml" xmlns:w16du="http://schemas.microsoft.com/office/word/2023/wordml/word16du" xmlns:w16sdtdh="http://schemas.microsoft.com/office/word/2020/wordml/sdtdatahash" xmlns:w16sdtfl="http://schemas.microsoft.com/office/word/2024/wordml/sdtformatlock" xmlns:w16se="http://schemas.microsoft.com/office/word/2015/wordml/symex" xmlns:wpg="http://schemas.microsoft.com/office/word/2010/wordprocessingGroup" xmlns:wpi="http://schemas.microsoft.com/office/word/2010/wordprocessingInk" xmlns:wne="http://schemas.microsoft.com/office/word/2006/wordml" xmlns:wps="http://schemas.microsoft.com/office/word/2010/wordprocessingShape" mc:Ignorable="w14 w15 w16se w16cid w16 w16cex w16sdtdh w16sdtfl w16du wp14">
   <w:body>
     <w:p>
       <w:pPr>
@@ -385,7 +385,7 @@
           <w:rFonts w:asciiTheme="minorHAnsi" w:hAnsiTheme="minorHAnsi" w:cstheme="minorHAnsi"/>
           <w:sz w:val="28"/>
         </w:rPr>
-        <w:t xml:space="preserve">Sensor (CH4/H2S/CO2/CO/NH3/PH3) </w:t>
+        <w:t>Sensor (CH4/H2S/CO2/CO/NH3/PH3</w:t>
       </w:r>
       <w:r>
         <w:rPr>
@@ -393,14 +393,7 @@
           <w:rFonts w:asciiTheme="minorHAnsi" w:hAnsiTheme="minorHAnsi" w:cstheme="minorHAnsi"/>
           <w:sz w:val="28"/>
         </w:rPr>
-        <w:t>data acquisition and reliable performance</w:t>
-      </w:r>
-      <w:r>
-        <w:rPr>
-          <w:rFonts w:asciiTheme="minorHAnsi" w:hAnsiTheme="minorHAnsi" w:cstheme="minorHAnsi"/>
-          <w:sz w:val="28"/>
-        </w:rPr>
-        <w:t xml:space="preserve"> in demanding industrial environments, making it an excellent choice for </w:t>
+        <w:t>/C2H4</w:t>
       </w:r>
       <w:r>
         <w:rPr>
@@ -408,6 +401,29 @@
           <w:rFonts w:asciiTheme="minorHAnsi" w:hAnsiTheme="minorHAnsi" w:cstheme="minorHAnsi"/>
           <w:sz w:val="28"/>
         </w:rPr>
+        <w:t xml:space="preserve">) </w:t>
+      </w:r>
+      <w:r>
+        <w:rPr>
+          <w:rStyle w:val="Strong"/>
+          <w:rFonts w:asciiTheme="minorHAnsi" w:hAnsiTheme="minorHAnsi" w:cstheme="minorHAnsi"/>
+          <w:sz w:val="28"/>
+        </w:rPr>
+        <w:t>data acquisition and reliable performance</w:t>
+      </w:r>
+      <w:r>
+        <w:rPr>
+          <w:rFonts w:asciiTheme="minorHAnsi" w:hAnsiTheme="minorHAnsi" w:cstheme="minorHAnsi"/>
+          <w:sz w:val="28"/>
+        </w:rPr>
+        <w:t xml:space="preserve"> in demanding industrial environments, making it an excellent choice for </w:t>
+      </w:r>
+      <w:r>
+        <w:rPr>
+          <w:rStyle w:val="Strong"/>
+          <w:rFonts w:asciiTheme="minorHAnsi" w:hAnsiTheme="minorHAnsi" w:cstheme="minorHAnsi"/>
+          <w:sz w:val="28"/>
+        </w:rPr>
         <w:t>industrial and IOT applications</w:t>
       </w:r>
       <w:r>
@@ -486,7 +502,7 @@
           <w:rFonts w:asciiTheme="minorHAnsi" w:hAnsiTheme="minorHAnsi" w:cstheme="minorHAnsi"/>
           <w:sz w:val="28"/>
         </w:rPr>
-        <w:t xml:space="preserve">Additionally, it features a 4-digit 7-segment display that provides real-time </w:t>
+        <w:t>Additionally, it features a 4-digit 7-segment display that provides real-</w:t>
       </w:r>
       <w:r>
         <w:rPr>
@@ -494,7 +510,7 @@
           <w:sz w:val="28"/>
         </w:rPr>
         <w:lastRenderedPageBreak/>
-        <w:t>measurement data, allowing users to monitor sensor readings directly without requiring an external interface.</w:t>
+        <w:t>time measurement data, allowing users to monitor sensor readings directly without requiring an external interface.</w:t>
       </w:r>
     </w:p>
     <w:p>
@@ -1934,15 +1950,7 @@
                 <w:color w:val="auto"/>
                 <w:sz w:val="28"/>
               </w:rPr>
-              <w:t>RTU</w:t>
-            </w:r>
-            <w:r>
-              <w:rPr>
-                <w:rFonts w:asciiTheme="minorHAnsi" w:hAnsiTheme="minorHAnsi" w:cstheme="minorHAnsi"/>
-                <w:color w:val="auto"/>
-                <w:sz w:val="28"/>
-              </w:rPr>
-              <w:t xml:space="preserve"> </w:t>
+              <w:t xml:space="preserve">RTU </w:t>
             </w:r>
             <w:r>
               <w:rPr>
@@ -2168,15 +2176,7 @@
                 <w:color w:val="auto"/>
                 <w:sz w:val="28"/>
               </w:rPr>
-              <w:t>RTU</w:t>
-            </w:r>
-            <w:r>
-              <w:rPr>
-                <w:rFonts w:asciiTheme="minorHAnsi" w:hAnsiTheme="minorHAnsi" w:cstheme="minorHAnsi"/>
-                <w:color w:val="auto"/>
-                <w:sz w:val="28"/>
-              </w:rPr>
-              <w:t xml:space="preserve"> </w:t>
+              <w:t xml:space="preserve">RTU </w:t>
             </w:r>
             <w:r>
               <w:rPr>
@@ -2197,6 +2197,280 @@
             <w:pPr>
               <w:jc w:val="center"/>
               <w:cnfStyle w:val="000000000000" w:firstRow="0" w:lastRow="0" w:firstColumn="0" w:lastColumn="0" w:oddVBand="0" w:evenVBand="0" w:oddHBand="0" w:evenHBand="0" w:firstRowFirstColumn="0" w:firstRowLastColumn="0" w:lastRowFirstColumn="0" w:lastRowLastColumn="0"/>
+              <w:rPr>
+                <w:rStyle w:val="Strong"/>
+                <w:rFonts w:asciiTheme="minorHAnsi" w:hAnsiTheme="minorHAnsi" w:cstheme="minorHAnsi"/>
+                <w:b w:val="0"/>
+                <w:color w:val="auto"/>
+                <w:sz w:val="28"/>
+              </w:rPr>
+            </w:pPr>
+            <w:r>
+              <w:rPr>
+                <w:rStyle w:val="Strong"/>
+                <w:rFonts w:asciiTheme="minorHAnsi" w:hAnsiTheme="minorHAnsi" w:cstheme="minorHAnsi"/>
+                <w:b w:val="0"/>
+                <w:color w:val="auto"/>
+                <w:sz w:val="28"/>
+              </w:rPr>
+              <w:t>-20°C to +50°C</w:t>
+            </w:r>
+          </w:p>
+        </w:tc>
+      </w:tr>
+      <w:tr>
+        <w:trPr>
+          <w:cnfStyle w:val="000000100000" w:firstRow="0" w:lastRow="0" w:firstColumn="0" w:lastColumn="0" w:oddVBand="0" w:evenVBand="0" w:oddHBand="1" w:evenHBand="0" w:firstRowFirstColumn="0" w:firstRowLastColumn="0" w:lastRowFirstColumn="0" w:lastRowLastColumn="0"/>
+          <w:trHeight w:val="665"/>
+        </w:trPr>
+        <w:sdt>
+          <w:sdtPr>
+            <w:rPr>
+              <w:rStyle w:val="Strong"/>
+              <w:rFonts w:asciiTheme="minorHAnsi" w:hAnsiTheme="minorHAnsi" w:cstheme="minorHAnsi"/>
+              <w:color w:val="auto"/>
+              <w:sz w:val="32"/>
+              <w:szCs w:val="32"/>
+            </w:rPr>
+            <w:id w:val="-1310086487"/>
+            <w14:checkbox>
+              <w14:checked w14:val="0"/>
+              <w14:checkedState w14:val="2612" w14:font="MS Gothic"/>
+              <w14:uncheckedState w14:val="2610" w14:font="MS Gothic"/>
+            </w14:checkbox>
+          </w:sdtPr>
+          <w:sdtEndPr>
+            <w:rPr>
+              <w:rStyle w:val="Strong"/>
+            </w:rPr>
+          </w:sdtEndPr>
+          <w:sdtContent>
+            <w:tc>
+              <w:tcPr>
+                <w:cnfStyle w:val="001000000000" w:firstRow="0" w:lastRow="0" w:firstColumn="1" w:lastColumn="0" w:oddVBand="0" w:evenVBand="0" w:oddHBand="0" w:evenHBand="0" w:firstRowFirstColumn="0" w:firstRowLastColumn="0" w:lastRowFirstColumn="0" w:lastRowLastColumn="0"/>
+                <w:tcW w:w="567" w:type="dxa"/>
+                <w:vAlign w:val="center"/>
+              </w:tcPr>
+              <w:p>
+                <w:pPr>
+                  <w:jc w:val="center"/>
+                  <w:rPr>
+                    <w:rStyle w:val="Strong"/>
+                    <w:rFonts w:asciiTheme="minorHAnsi" w:hAnsiTheme="minorHAnsi" w:cstheme="minorHAnsi"/>
+                    <w:color w:val="auto"/>
+                    <w:sz w:val="32"/>
+                    <w:szCs w:val="32"/>
+                  </w:rPr>
+                </w:pPr>
+                <w:r>
+                  <w:rPr>
+                    <w:rStyle w:val="Strong"/>
+                    <w:rFonts w:ascii="MS Gothic" w:eastAsia="MS Gothic" w:hAnsi="MS Gothic" w:cstheme="minorHAnsi" w:hint="eastAsia"/>
+                    <w:color w:val="auto"/>
+                    <w:sz w:val="32"/>
+                    <w:szCs w:val="32"/>
+                  </w:rPr>
+                  <w:t>☐</w:t>
+                </w:r>
+              </w:p>
+            </w:tc>
+          </w:sdtContent>
+        </w:sdt>
+        <w:tc>
+          <w:tcPr>
+            <w:tcW w:w="567" w:type="dxa"/>
+            <w:vAlign w:val="center"/>
+          </w:tcPr>
+          <w:p>
+            <w:pPr>
+              <w:jc w:val="center"/>
+              <w:cnfStyle w:val="000000100000" w:firstRow="0" w:lastRow="0" w:firstColumn="0" w:lastColumn="0" w:oddVBand="0" w:evenVBand="0" w:oddHBand="1" w:evenHBand="0" w:firstRowFirstColumn="0" w:firstRowLastColumn="0" w:lastRowFirstColumn="0" w:lastRowLastColumn="0"/>
+              <w:rPr>
+                <w:rStyle w:val="Strong"/>
+                <w:rFonts w:asciiTheme="minorHAnsi" w:hAnsiTheme="minorHAnsi" w:cstheme="minorHAnsi"/>
+                <w:color w:val="auto"/>
+                <w:sz w:val="28"/>
+              </w:rPr>
+            </w:pPr>
+            <w:r>
+              <w:rPr>
+                <w:rStyle w:val="Strong"/>
+                <w:rFonts w:asciiTheme="minorHAnsi" w:hAnsiTheme="minorHAnsi" w:cstheme="minorHAnsi"/>
+                <w:color w:val="auto"/>
+                <w:sz w:val="28"/>
+              </w:rPr>
+              <w:t>g</w:t>
+            </w:r>
+          </w:p>
+        </w:tc>
+        <w:tc>
+          <w:tcPr>
+            <w:tcW w:w="1555" w:type="dxa"/>
+            <w:vAlign w:val="center"/>
+          </w:tcPr>
+          <w:p>
+            <w:pPr>
+              <w:jc w:val="center"/>
+              <w:cnfStyle w:val="000000100000" w:firstRow="0" w:lastRow="0" w:firstColumn="0" w:lastColumn="0" w:oddVBand="0" w:evenVBand="0" w:oddHBand="1" w:evenHBand="0" w:firstRowFirstColumn="0" w:firstRowLastColumn="0" w:lastRowFirstColumn="0" w:lastRowLastColumn="0"/>
+              <w:rPr>
+                <w:rStyle w:val="Strong"/>
+                <w:rFonts w:asciiTheme="minorHAnsi" w:hAnsiTheme="minorHAnsi" w:cstheme="minorHAnsi"/>
+                <w:color w:val="auto"/>
+                <w:sz w:val="28"/>
+              </w:rPr>
+            </w:pPr>
+            <w:r>
+              <w:rPr>
+                <w:rStyle w:val="Strong"/>
+                <w:rFonts w:asciiTheme="minorHAnsi" w:hAnsiTheme="minorHAnsi" w:cstheme="minorHAnsi"/>
+                <w:color w:val="auto"/>
+                <w:sz w:val="28"/>
+              </w:rPr>
+              <w:t>A-5S-</w:t>
+            </w:r>
+            <w:r>
+              <w:rPr>
+                <w:rStyle w:val="Strong"/>
+                <w:rFonts w:asciiTheme="minorHAnsi" w:hAnsiTheme="minorHAnsi" w:cstheme="minorHAnsi"/>
+                <w:color w:val="auto"/>
+                <w:sz w:val="28"/>
+              </w:rPr>
+              <w:t>C2H4</w:t>
+            </w:r>
+          </w:p>
+        </w:tc>
+        <w:tc>
+          <w:tcPr>
+            <w:tcW w:w="1559" w:type="dxa"/>
+            <w:vAlign w:val="center"/>
+          </w:tcPr>
+          <w:p>
+            <w:pPr>
+              <w:jc w:val="center"/>
+              <w:cnfStyle w:val="000000100000" w:firstRow="0" w:lastRow="0" w:firstColumn="0" w:lastColumn="0" w:oddVBand="0" w:evenVBand="0" w:oddHBand="1" w:evenHBand="0" w:firstRowFirstColumn="0" w:firstRowLastColumn="0" w:lastRowFirstColumn="0" w:lastRowLastColumn="0"/>
+              <w:rPr>
+                <w:rFonts w:asciiTheme="minorHAnsi" w:hAnsiTheme="minorHAnsi" w:cstheme="minorHAnsi"/>
+                <w:color w:val="auto"/>
+                <w:sz w:val="28"/>
+              </w:rPr>
+            </w:pPr>
+            <w:r>
+              <w:rPr>
+                <w:rFonts w:asciiTheme="minorHAnsi" w:hAnsiTheme="minorHAnsi" w:cstheme="minorHAnsi"/>
+                <w:color w:val="auto"/>
+                <w:sz w:val="28"/>
+              </w:rPr>
+              <w:t>C2</w:t>
+            </w:r>
+            <w:r>
+              <w:rPr>
+                <w:rFonts w:asciiTheme="minorHAnsi" w:hAnsiTheme="minorHAnsi" w:cstheme="minorHAnsi"/>
+                <w:color w:val="auto"/>
+                <w:sz w:val="28"/>
+              </w:rPr>
+              <w:t>H</w:t>
+            </w:r>
+            <w:r>
+              <w:rPr>
+                <w:rFonts w:asciiTheme="minorHAnsi" w:hAnsiTheme="minorHAnsi" w:cstheme="minorHAnsi"/>
+                <w:color w:val="auto"/>
+                <w:sz w:val="28"/>
+              </w:rPr>
+              <w:t>4</w:t>
+            </w:r>
+          </w:p>
+        </w:tc>
+        <w:tc>
+          <w:tcPr>
+            <w:tcW w:w="2268" w:type="dxa"/>
+            <w:vAlign w:val="center"/>
+          </w:tcPr>
+          <w:p>
+            <w:pPr>
+              <w:jc w:val="center"/>
+              <w:cnfStyle w:val="000000100000" w:firstRow="0" w:lastRow="0" w:firstColumn="0" w:lastColumn="0" w:oddVBand="0" w:evenVBand="0" w:oddHBand="1" w:evenHBand="0" w:firstRowFirstColumn="0" w:firstRowLastColumn="0" w:lastRowFirstColumn="0" w:lastRowLastColumn="0"/>
+              <w:rPr>
+                <w:rStyle w:val="Strong"/>
+                <w:rFonts w:asciiTheme="minorHAnsi" w:hAnsiTheme="minorHAnsi" w:cstheme="minorHAnsi"/>
+                <w:b w:val="0"/>
+                <w:color w:val="auto"/>
+                <w:sz w:val="28"/>
+              </w:rPr>
+            </w:pPr>
+            <w:r>
+              <w:rPr>
+                <w:rStyle w:val="Strong"/>
+                <w:rFonts w:asciiTheme="minorHAnsi" w:hAnsiTheme="minorHAnsi" w:cstheme="minorHAnsi"/>
+                <w:b w:val="0"/>
+                <w:color w:val="auto"/>
+                <w:sz w:val="28"/>
+              </w:rPr>
+              <w:t>0-</w:t>
+            </w:r>
+            <w:r>
+              <w:rPr>
+                <w:rStyle w:val="Strong"/>
+                <w:rFonts w:asciiTheme="minorHAnsi" w:hAnsiTheme="minorHAnsi" w:cstheme="minorHAnsi"/>
+                <w:b w:val="0"/>
+                <w:color w:val="auto"/>
+                <w:sz w:val="28"/>
+              </w:rPr>
+              <w:t>20</w:t>
+            </w:r>
+            <w:r>
+              <w:rPr>
+                <w:rStyle w:val="Strong"/>
+                <w:rFonts w:asciiTheme="minorHAnsi" w:hAnsiTheme="minorHAnsi" w:cstheme="minorHAnsi"/>
+                <w:b w:val="0"/>
+                <w:color w:val="auto"/>
+                <w:sz w:val="28"/>
+              </w:rPr>
+              <w:t xml:space="preserve"> ppm</w:t>
+            </w:r>
+          </w:p>
+        </w:tc>
+        <w:tc>
+          <w:tcPr>
+            <w:tcW w:w="1559" w:type="dxa"/>
+            <w:vAlign w:val="center"/>
+          </w:tcPr>
+          <w:p>
+            <w:pPr>
+              <w:jc w:val="center"/>
+              <w:cnfStyle w:val="000000100000" w:firstRow="0" w:lastRow="0" w:firstColumn="0" w:lastColumn="0" w:oddVBand="0" w:evenVBand="0" w:oddHBand="1" w:evenHBand="0" w:firstRowFirstColumn="0" w:firstRowLastColumn="0" w:lastRowFirstColumn="0" w:lastRowLastColumn="0"/>
+              <w:rPr>
+                <w:rFonts w:asciiTheme="minorHAnsi" w:hAnsiTheme="minorHAnsi" w:cstheme="minorHAnsi"/>
+                <w:color w:val="auto"/>
+                <w:sz w:val="28"/>
+              </w:rPr>
+            </w:pPr>
+            <w:r>
+              <w:rPr>
+                <w:rFonts w:asciiTheme="minorHAnsi" w:hAnsiTheme="minorHAnsi" w:cstheme="minorHAnsi"/>
+                <w:color w:val="auto"/>
+                <w:sz w:val="28"/>
+              </w:rPr>
+              <w:t xml:space="preserve">RTU </w:t>
+            </w:r>
+            <w:r>
+              <w:rPr>
+                <w:rFonts w:asciiTheme="minorHAnsi" w:hAnsiTheme="minorHAnsi" w:cstheme="minorHAnsi"/>
+                <w:color w:val="auto"/>
+                <w:sz w:val="28"/>
+              </w:rPr>
+              <w:t>/WiFi</w:t>
+            </w:r>
+          </w:p>
+        </w:tc>
+        <w:tc>
+          <w:tcPr>
+            <w:tcW w:w="1985" w:type="dxa"/>
+            <w:vAlign w:val="center"/>
+          </w:tcPr>
+          <w:p>
+            <w:pPr>
+              <w:jc w:val="center"/>
+              <w:cnfStyle w:val="000000100000" w:firstRow="0" w:lastRow="0" w:firstColumn="0" w:lastColumn="0" w:oddVBand="0" w:evenVBand="0" w:oddHBand="1" w:evenHBand="0" w:firstRowFirstColumn="0" w:firstRowLastColumn="0" w:lastRowFirstColumn="0" w:lastRowLastColumn="0"/>
               <w:rPr>
                 <w:rStyle w:val="Strong"/>
                 <w:rFonts w:asciiTheme="minorHAnsi" w:hAnsiTheme="minorHAnsi" w:cstheme="minorHAnsi"/>
@@ -2996,7 +3270,6 @@
           <w:color w:val="0070C0"/>
           <w:sz w:val="28"/>
         </w:rPr>
-        <w:lastRenderedPageBreak/>
         <w:t>CO2 Sensor</w:t>
       </w:r>
     </w:p>
@@ -3783,6 +4056,18 @@
     <w:p>
       <w:pPr>
         <w:pStyle w:val="ListParagraph"/>
+        <w:spacing w:line="276" w:lineRule="auto"/>
+        <w:ind w:left="1080"/>
+        <w:rPr>
+          <w:rFonts w:asciiTheme="minorHAnsi" w:hAnsiTheme="minorHAnsi" w:cstheme="minorHAnsi"/>
+          <w:sz w:val="28"/>
+          <w:szCs w:val="28"/>
+        </w:rPr>
+      </w:pPr>
+    </w:p>
+    <w:p>
+      <w:pPr>
+        <w:pStyle w:val="ListParagraph"/>
         <w:numPr>
           <w:ilvl w:val="0"/>
           <w:numId w:val="26"/>
@@ -3804,6 +4089,7 @@
           <w:color w:val="0070C0"/>
           <w:sz w:val="28"/>
         </w:rPr>
+        <w:lastRenderedPageBreak/>
         <w:t>H2S Sensor</w:t>
       </w:r>
     </w:p>
@@ -3850,7 +4136,6 @@
           <w:sz w:val="28"/>
           <w:szCs w:val="28"/>
         </w:rPr>
-        <w:lastRenderedPageBreak/>
         <w:t>Detection Range: 0 to 100 ppm</w:t>
       </w:r>
     </w:p>
@@ -3952,6 +4237,248 @@
           <w:szCs w:val="28"/>
         </w:rPr>
         <w:t>Response Time: Less than 3 seconds</w:t>
+      </w:r>
+    </w:p>
+    <w:p>
+      <w:pPr>
+        <w:pStyle w:val="ListParagraph"/>
+        <w:spacing w:line="276" w:lineRule="auto"/>
+        <w:ind w:left="1080"/>
+        <w:rPr>
+          <w:rFonts w:asciiTheme="minorHAnsi" w:hAnsiTheme="minorHAnsi" w:cstheme="minorHAnsi"/>
+          <w:sz w:val="28"/>
+          <w:szCs w:val="28"/>
+        </w:rPr>
+      </w:pPr>
+    </w:p>
+    <w:p>
+      <w:pPr>
+        <w:pStyle w:val="ListParagraph"/>
+        <w:numPr>
+          <w:ilvl w:val="0"/>
+          <w:numId w:val="26"/>
+        </w:numPr>
+        <w:spacing w:before="280" w:after="280" w:line="240" w:lineRule="auto"/>
+        <w:rPr>
+          <w:rFonts w:asciiTheme="minorHAnsi" w:hAnsiTheme="minorHAnsi" w:cstheme="minorHAnsi"/>
+          <w:b/>
+          <w:color w:val="0070C0"/>
+          <w:sz w:val="36"/>
+          <w:szCs w:val="28"/>
+          <w:u w:val="single"/>
+        </w:rPr>
+      </w:pPr>
+      <w:r>
+        <w:rPr>
+          <w:rFonts w:asciiTheme="minorHAnsi" w:hAnsiTheme="minorHAnsi" w:cstheme="minorHAnsi"/>
+          <w:b/>
+          <w:color w:val="0070C0"/>
+          <w:sz w:val="28"/>
+        </w:rPr>
+        <w:t>C2H4</w:t>
+      </w:r>
+      <w:r>
+        <w:rPr>
+          <w:rFonts w:asciiTheme="minorHAnsi" w:hAnsiTheme="minorHAnsi" w:cstheme="minorHAnsi"/>
+          <w:b/>
+          <w:color w:val="0070C0"/>
+          <w:sz w:val="28"/>
+        </w:rPr>
+        <w:t xml:space="preserve"> Sensor</w:t>
+      </w:r>
+    </w:p>
+    <w:p>
+      <w:pPr>
+        <w:pStyle w:val="ListParagraph"/>
+        <w:numPr>
+          <w:ilvl w:val="0"/>
+          <w:numId w:val="17"/>
+        </w:numPr>
+        <w:spacing w:line="276" w:lineRule="auto"/>
+        <w:rPr>
+          <w:rFonts w:asciiTheme="minorHAnsi" w:hAnsiTheme="minorHAnsi" w:cstheme="minorHAnsi"/>
+          <w:sz w:val="28"/>
+          <w:szCs w:val="28"/>
+        </w:rPr>
+      </w:pPr>
+      <w:r>
+        <w:rPr>
+          <w:rFonts w:asciiTheme="minorHAnsi" w:hAnsiTheme="minorHAnsi" w:cstheme="minorHAnsi"/>
+          <w:sz w:val="28"/>
+          <w:szCs w:val="28"/>
+        </w:rPr>
+        <w:t xml:space="preserve">Target Gas: </w:t>
+      </w:r>
+      <w:r>
+        <w:rPr>
+          <w:rFonts w:asciiTheme="minorHAnsi" w:hAnsiTheme="minorHAnsi" w:cstheme="minorHAnsi"/>
+          <w:sz w:val="28"/>
+          <w:szCs w:val="28"/>
+        </w:rPr>
+        <w:t>Ethylene (C2H4)</w:t>
+      </w:r>
+    </w:p>
+    <w:p>
+      <w:pPr>
+        <w:pStyle w:val="ListParagraph"/>
+        <w:numPr>
+          <w:ilvl w:val="0"/>
+          <w:numId w:val="17"/>
+        </w:numPr>
+        <w:spacing w:line="276" w:lineRule="auto"/>
+        <w:rPr>
+          <w:rFonts w:asciiTheme="minorHAnsi" w:hAnsiTheme="minorHAnsi" w:cstheme="minorHAnsi"/>
+          <w:sz w:val="28"/>
+          <w:szCs w:val="28"/>
+        </w:rPr>
+      </w:pPr>
+      <w:r>
+        <w:rPr>
+          <w:rFonts w:asciiTheme="minorHAnsi" w:hAnsiTheme="minorHAnsi" w:cstheme="minorHAnsi"/>
+          <w:sz w:val="28"/>
+          <w:szCs w:val="28"/>
+        </w:rPr>
+        <w:t xml:space="preserve">Detection Range: 0 to </w:t>
+      </w:r>
+      <w:r>
+        <w:rPr>
+          <w:rFonts w:asciiTheme="minorHAnsi" w:hAnsiTheme="minorHAnsi" w:cstheme="minorHAnsi"/>
+          <w:sz w:val="28"/>
+          <w:szCs w:val="28"/>
+        </w:rPr>
+        <w:t>20</w:t>
+      </w:r>
+      <w:r>
+        <w:rPr>
+          <w:rFonts w:asciiTheme="minorHAnsi" w:hAnsiTheme="minorHAnsi" w:cstheme="minorHAnsi"/>
+          <w:sz w:val="28"/>
+          <w:szCs w:val="28"/>
+        </w:rPr>
+        <w:t xml:space="preserve"> ppm</w:t>
+      </w:r>
+    </w:p>
+    <w:p>
+      <w:pPr>
+        <w:pStyle w:val="ListParagraph"/>
+        <w:numPr>
+          <w:ilvl w:val="0"/>
+          <w:numId w:val="17"/>
+        </w:numPr>
+        <w:spacing w:line="276" w:lineRule="auto"/>
+        <w:rPr>
+          <w:rFonts w:asciiTheme="minorHAnsi" w:hAnsiTheme="minorHAnsi" w:cstheme="minorHAnsi"/>
+          <w:sz w:val="28"/>
+          <w:szCs w:val="28"/>
+        </w:rPr>
+      </w:pPr>
+      <w:r>
+        <w:rPr>
+          <w:rFonts w:asciiTheme="minorHAnsi" w:hAnsiTheme="minorHAnsi" w:cstheme="minorHAnsi"/>
+          <w:sz w:val="28"/>
+          <w:szCs w:val="28"/>
+        </w:rPr>
+        <w:t xml:space="preserve">Accuracy: </w:t>
+      </w:r>
+      <w:r>
+        <w:rPr>
+          <w:rFonts w:asciiTheme="minorHAnsi" w:hAnsiTheme="minorHAnsi" w:cstheme="minorHAnsi"/>
+          <w:sz w:val="28"/>
+          <w:szCs w:val="28"/>
+        </w:rPr>
+        <w:t>Resolution of 0.5 ppm (Zero drift 0~1 ppm)</w:t>
+      </w:r>
+    </w:p>
+    <w:p>
+      <w:pPr>
+        <w:pStyle w:val="ListParagraph"/>
+        <w:numPr>
+          <w:ilvl w:val="0"/>
+          <w:numId w:val="17"/>
+        </w:numPr>
+        <w:spacing w:line="276" w:lineRule="auto"/>
+        <w:rPr>
+          <w:rFonts w:asciiTheme="minorHAnsi" w:hAnsiTheme="minorHAnsi" w:cstheme="minorHAnsi"/>
+          <w:sz w:val="28"/>
+          <w:szCs w:val="28"/>
+        </w:rPr>
+      </w:pPr>
+      <w:r>
+        <w:rPr>
+          <w:rFonts w:asciiTheme="minorHAnsi" w:hAnsiTheme="minorHAnsi" w:cstheme="minorHAnsi"/>
+          <w:sz w:val="28"/>
+          <w:szCs w:val="28"/>
+        </w:rPr>
+        <w:t xml:space="preserve">Detection Accuracy: </w:t>
+      </w:r>
+      <w:r>
+        <w:rPr>
+          <w:rFonts w:asciiTheme="minorHAnsi" w:hAnsiTheme="minorHAnsi" w:cstheme="minorHAnsi"/>
+          <w:sz w:val="28"/>
+          <w:szCs w:val="28"/>
+        </w:rPr>
+        <w:t>Repeatability &lt; ±2% output signal</w:t>
+      </w:r>
+    </w:p>
+    <w:p>
+      <w:pPr>
+        <w:pStyle w:val="ListParagraph"/>
+        <w:numPr>
+          <w:ilvl w:val="0"/>
+          <w:numId w:val="17"/>
+        </w:numPr>
+        <w:spacing w:line="276" w:lineRule="auto"/>
+        <w:rPr>
+          <w:rFonts w:asciiTheme="minorHAnsi" w:hAnsiTheme="minorHAnsi" w:cstheme="minorHAnsi"/>
+          <w:sz w:val="28"/>
+          <w:szCs w:val="28"/>
+        </w:rPr>
+      </w:pPr>
+      <w:r>
+        <w:rPr>
+          <w:rFonts w:asciiTheme="minorHAnsi" w:hAnsiTheme="minorHAnsi" w:cstheme="minorHAnsi"/>
+          <w:sz w:val="28"/>
+          <w:szCs w:val="28"/>
+        </w:rPr>
+        <w:t xml:space="preserve">Technology: </w:t>
+      </w:r>
+      <w:r>
+        <w:rPr>
+          <w:rFonts w:asciiTheme="minorHAnsi" w:hAnsiTheme="minorHAnsi" w:cstheme="minorHAnsi"/>
+          <w:sz w:val="28"/>
+          <w:szCs w:val="28"/>
+        </w:rPr>
+        <w:t>3 Electrodes Electrochemical</w:t>
+      </w:r>
+    </w:p>
+    <w:p>
+      <w:pPr>
+        <w:pStyle w:val="ListParagraph"/>
+        <w:numPr>
+          <w:ilvl w:val="0"/>
+          <w:numId w:val="17"/>
+        </w:numPr>
+        <w:spacing w:line="276" w:lineRule="auto"/>
+        <w:rPr>
+          <w:rFonts w:asciiTheme="minorHAnsi" w:hAnsiTheme="minorHAnsi" w:cstheme="minorHAnsi"/>
+          <w:sz w:val="28"/>
+          <w:szCs w:val="28"/>
+        </w:rPr>
+      </w:pPr>
+      <w:r>
+        <w:rPr>
+          <w:rFonts w:asciiTheme="minorHAnsi" w:hAnsiTheme="minorHAnsi" w:cstheme="minorHAnsi"/>
+          <w:sz w:val="28"/>
+          <w:szCs w:val="28"/>
+        </w:rPr>
+        <w:t xml:space="preserve">Response Time: </w:t>
+      </w:r>
+      <w:r>
+        <w:rPr>
+          <w:rFonts w:asciiTheme="minorHAnsi" w:hAnsiTheme="minorHAnsi" w:cstheme="minorHAnsi"/>
+          <w:sz w:val="28"/>
+          <w:szCs w:val="28"/>
+        </w:rPr>
+        <w:t>Less than 90 seconds</w:t>
       </w:r>
     </w:p>
     <w:p>
@@ -4616,6 +5143,7 @@
           <w:sz w:val="32"/>
           <w:szCs w:val="32"/>
         </w:rPr>
+        <w:lastRenderedPageBreak/>
         <w:t>5</w:t>
       </w:r>
       <w:r>
@@ -5039,19 +5567,6 @@
     </w:p>
     <w:p>
       <w:pPr>
-        <w:spacing w:before="100" w:beforeAutospacing="1" w:after="100" w:afterAutospacing="1"/>
-        <w:contextualSpacing/>
-        <w:jc w:val="both"/>
-        <w:rPr>
-          <w:rFonts w:asciiTheme="minorHAnsi" w:eastAsia="Times New Roman" w:hAnsiTheme="minorHAnsi" w:cstheme="minorHAnsi"/>
-          <w:color w:val="0070C0"/>
-          <w:sz w:val="28"/>
-          <w:szCs w:val="28"/>
-        </w:rPr>
-      </w:pPr>
-    </w:p>
-    <w:p>
-      <w:pPr>
         <w:ind w:left="-360"/>
         <w:jc w:val="both"/>
         <w:rPr>
@@ -5119,7 +5634,6 @@
           <w:szCs w:val="28"/>
           <w:u w:val="single"/>
         </w:rPr>
-        <w:lastRenderedPageBreak/>
         <w:t>Connect the Device</w:t>
       </w:r>
     </w:p>
@@ -5239,45 +5753,6 @@
       <w:r>
         <w:rPr>
           <w:rFonts w:asciiTheme="minorHAnsi" w:eastAsia="Times New Roman" w:hAnsiTheme="minorHAnsi" w:cstheme="minorHAnsi"/>
-          <w:color w:val="auto"/>
-          <w:sz w:val="28"/>
-          <w:szCs w:val="28"/>
-        </w:rPr>
-        <w:t>Refer</w:t>
-      </w:r>
-      <w:r>
-        <w:rPr>
-          <w:rFonts w:asciiTheme="minorHAnsi" w:eastAsia="Times New Roman" w:hAnsiTheme="minorHAnsi" w:cstheme="minorHAnsi"/>
-          <w:color w:val="auto"/>
-          <w:sz w:val="28"/>
-          <w:szCs w:val="28"/>
-        </w:rPr>
-        <w:t xml:space="preserve"> image 1 for Wi-Fi WittelB-SN-</w:t>
-      </w:r>
-      <w:r>
-        <w:rPr>
-          <w:rFonts w:asciiTheme="minorHAnsi" w:eastAsia="Times New Roman" w:hAnsiTheme="minorHAnsi" w:cstheme="minorHAnsi"/>
-          <w:color w:val="auto"/>
-          <w:sz w:val="28"/>
-          <w:szCs w:val="28"/>
-        </w:rPr>
-        <w:t>A5S</w:t>
-      </w:r>
-    </w:p>
-    <w:p>
-      <w:pPr>
-        <w:spacing w:before="100" w:beforeAutospacing="1" w:after="100" w:afterAutospacing="1" w:line="240" w:lineRule="auto"/>
-        <w:ind w:left="1080"/>
-        <w:rPr>
-          <w:rFonts w:asciiTheme="minorHAnsi" w:eastAsia="Times New Roman" w:hAnsiTheme="minorHAnsi" w:cstheme="minorHAnsi"/>
-          <w:color w:val="auto"/>
-          <w:sz w:val="28"/>
-          <w:szCs w:val="28"/>
-        </w:rPr>
-      </w:pPr>
-      <w:r>
-        <w:rPr>
-          <w:rFonts w:asciiTheme="minorHAnsi" w:eastAsia="Times New Roman" w:hAnsiTheme="minorHAnsi" w:cstheme="minorHAnsi"/>
           <w:noProof/>
           <w:color w:val="auto"/>
           <w:sz w:val="28"/>
@@ -5285,16 +5760,16 @@
           <w:lang w:val="en-IN" w:eastAsia="en-IN"/>
         </w:rPr>
         <w:drawing>
-          <wp:anchor distT="0" distB="0" distL="114300" distR="114300" simplePos="0" relativeHeight="251661312" behindDoc="0" locked="0" layoutInCell="1" allowOverlap="1" wp14:anchorId="06A515FA" wp14:editId="47B7D31A">
+          <wp:anchor distT="0" distB="0" distL="114300" distR="114300" simplePos="0" relativeHeight="251661312" behindDoc="0" locked="0" layoutInCell="1" allowOverlap="1" wp14:anchorId="06A515FA" wp14:editId="359181F1">
             <wp:simplePos x="0" y="0"/>
             <wp:positionH relativeFrom="margin">
-              <wp:align>center</wp:align>
+              <wp:posOffset>1330325</wp:posOffset>
             </wp:positionH>
             <wp:positionV relativeFrom="paragraph">
-              <wp:posOffset>161290</wp:posOffset>
+              <wp:posOffset>325594</wp:posOffset>
             </wp:positionV>
-            <wp:extent cx="4505960" cy="2074545"/>
-            <wp:effectExtent l="0" t="0" r="0" b="1905"/>
+            <wp:extent cx="3301365" cy="1520190"/>
+            <wp:effectExtent l="0" t="0" r="0" b="3810"/>
             <wp:wrapSquare wrapText="bothSides"/>
             <wp:docPr id="2" name="Picture 2"/>
             <wp:cNvGraphicFramePr>
@@ -5322,7 +5797,7 @@
                   <pic:spPr bwMode="auto">
                     <a:xfrm>
                       <a:off x="0" y="0"/>
-                      <a:ext cx="4505960" cy="2074984"/>
+                      <a:ext cx="3301365" cy="1520190"/>
                     </a:xfrm>
                     <a:prstGeom prst="rect">
                       <a:avLst/>
@@ -5348,6 +5823,33 @@
           </wp:anchor>
         </w:drawing>
       </w:r>
+      <w:r>
+        <w:rPr>
+          <w:rFonts w:asciiTheme="minorHAnsi" w:eastAsia="Times New Roman" w:hAnsiTheme="minorHAnsi" w:cstheme="minorHAnsi"/>
+          <w:color w:val="auto"/>
+          <w:sz w:val="28"/>
+          <w:szCs w:val="28"/>
+        </w:rPr>
+        <w:t>Refer</w:t>
+      </w:r>
+      <w:r>
+        <w:rPr>
+          <w:rFonts w:asciiTheme="minorHAnsi" w:eastAsia="Times New Roman" w:hAnsiTheme="minorHAnsi" w:cstheme="minorHAnsi"/>
+          <w:color w:val="auto"/>
+          <w:sz w:val="28"/>
+          <w:szCs w:val="28"/>
+        </w:rPr>
+        <w:t xml:space="preserve"> image 1 for Wi-Fi WittelB-SN-</w:t>
+      </w:r>
+      <w:r>
+        <w:rPr>
+          <w:rFonts w:asciiTheme="minorHAnsi" w:eastAsia="Times New Roman" w:hAnsiTheme="minorHAnsi" w:cstheme="minorHAnsi"/>
+          <w:color w:val="auto"/>
+          <w:sz w:val="28"/>
+          <w:szCs w:val="28"/>
+        </w:rPr>
+        <w:t>A5S</w:t>
+      </w:r>
     </w:p>
     <w:p>
       <w:pPr>
@@ -5376,6 +5878,7 @@
     <w:p>
       <w:pPr>
         <w:spacing w:before="100" w:beforeAutospacing="1" w:after="100" w:afterAutospacing="1" w:line="240" w:lineRule="auto"/>
+        <w:ind w:left="1080"/>
         <w:rPr>
           <w:rFonts w:asciiTheme="minorHAnsi" w:eastAsia="Times New Roman" w:hAnsiTheme="minorHAnsi" w:cstheme="minorHAnsi"/>
           <w:color w:val="auto"/>
@@ -5387,7 +5890,6 @@
     <w:p>
       <w:pPr>
         <w:spacing w:before="100" w:beforeAutospacing="1" w:after="100" w:afterAutospacing="1" w:line="240" w:lineRule="auto"/>
-        <w:jc w:val="center"/>
         <w:rPr>
           <w:rFonts w:asciiTheme="minorHAnsi" w:eastAsia="Times New Roman" w:hAnsiTheme="minorHAnsi" w:cstheme="minorHAnsi"/>
           <w:color w:val="auto"/>
@@ -5407,68 +5909,15 @@
           <w:szCs w:val="28"/>
         </w:rPr>
       </w:pPr>
-    </w:p>
-    <w:p>
-      <w:pPr>
-        <w:spacing w:before="100" w:beforeAutospacing="1" w:after="100" w:afterAutospacing="1" w:line="240" w:lineRule="auto"/>
-        <w:jc w:val="center"/>
+      <w:r>
         <w:rPr>
           <w:rFonts w:asciiTheme="minorHAnsi" w:eastAsia="Times New Roman" w:hAnsiTheme="minorHAnsi" w:cstheme="minorHAnsi"/>
           <w:color w:val="auto"/>
           <w:sz w:val="28"/>
           <w:szCs w:val="28"/>
         </w:rPr>
-      </w:pPr>
-      <w:r>
-        <w:rPr>
-          <w:rFonts w:asciiTheme="minorHAnsi" w:eastAsia="Times New Roman" w:hAnsiTheme="minorHAnsi" w:cstheme="minorHAnsi"/>
-          <w:color w:val="auto"/>
-          <w:sz w:val="28"/>
-          <w:szCs w:val="28"/>
-        </w:rPr>
         <w:t>Image: 1</w:t>
       </w:r>
-    </w:p>
-    <w:p>
-      <w:pPr>
-        <w:spacing w:before="100" w:beforeAutospacing="1" w:after="100" w:afterAutospacing="1" w:line="240" w:lineRule="auto"/>
-        <w:jc w:val="center"/>
-        <w:rPr>
-          <w:rFonts w:asciiTheme="minorHAnsi" w:eastAsia="Times New Roman" w:hAnsiTheme="minorHAnsi" w:cstheme="minorHAnsi"/>
-          <w:noProof/>
-          <w:color w:val="0070C0"/>
-          <w:sz w:val="28"/>
-          <w:szCs w:val="28"/>
-          <w:u w:val="single"/>
-          <w:lang w:val="en-IN" w:eastAsia="en-IN"/>
-        </w:rPr>
-      </w:pPr>
-    </w:p>
-    <w:p>
-      <w:pPr>
-        <w:spacing w:before="100" w:beforeAutospacing="1" w:after="100" w:afterAutospacing="1" w:line="240" w:lineRule="auto"/>
-        <w:rPr>
-          <w:rFonts w:asciiTheme="minorHAnsi" w:eastAsia="Times New Roman" w:hAnsiTheme="minorHAnsi" w:cstheme="minorHAnsi"/>
-          <w:noProof/>
-          <w:color w:val="0070C0"/>
-          <w:sz w:val="28"/>
-          <w:szCs w:val="28"/>
-          <w:lang w:val="en-IN" w:eastAsia="en-IN"/>
-        </w:rPr>
-      </w:pPr>
-    </w:p>
-    <w:p>
-      <w:pPr>
-        <w:spacing w:before="100" w:beforeAutospacing="1" w:after="100" w:afterAutospacing="1" w:line="240" w:lineRule="auto"/>
-        <w:rPr>
-          <w:rFonts w:asciiTheme="minorHAnsi" w:eastAsia="Times New Roman" w:hAnsiTheme="minorHAnsi" w:cstheme="minorHAnsi"/>
-          <w:noProof/>
-          <w:color w:val="0070C0"/>
-          <w:sz w:val="28"/>
-          <w:szCs w:val="28"/>
-          <w:lang w:val="en-IN" w:eastAsia="en-IN"/>
-        </w:rPr>
-      </w:pPr>
     </w:p>
     <w:p>
       <w:pPr>
@@ -5489,30 +5938,6 @@
       <w:r>
         <w:rPr>
           <w:rFonts w:asciiTheme="minorHAnsi" w:eastAsia="Times New Roman" w:hAnsiTheme="minorHAnsi" w:cstheme="minorHAnsi"/>
-          <w:b/>
-          <w:bCs/>
-          <w:color w:val="0070C0"/>
-          <w:sz w:val="28"/>
-          <w:szCs w:val="28"/>
-          <w:u w:val="single"/>
-        </w:rPr>
-        <w:t>Mode Selection</w:t>
-      </w:r>
-    </w:p>
-    <w:p>
-      <w:pPr>
-        <w:spacing w:before="100" w:beforeAutospacing="1" w:after="100" w:afterAutospacing="1" w:line="240" w:lineRule="auto"/>
-        <w:rPr>
-          <w:rFonts w:asciiTheme="minorHAnsi" w:eastAsia="Times New Roman" w:hAnsiTheme="minorHAnsi" w:cstheme="minorHAnsi"/>
-          <w:color w:val="0070C0"/>
-          <w:sz w:val="28"/>
-          <w:szCs w:val="28"/>
-          <w:u w:val="single"/>
-        </w:rPr>
-      </w:pPr>
-      <w:r>
-        <w:rPr>
-          <w:rFonts w:asciiTheme="minorHAnsi" w:eastAsia="Times New Roman" w:hAnsiTheme="minorHAnsi" w:cstheme="minorHAnsi"/>
           <w:noProof/>
           <w:color w:val="0070C0"/>
           <w:sz w:val="28"/>
@@ -5521,13 +5946,13 @@
           <w:lang w:val="en-IN" w:eastAsia="en-IN"/>
         </w:rPr>
         <w:drawing>
-          <wp:anchor distT="0" distB="0" distL="114300" distR="114300" simplePos="0" relativeHeight="251662336" behindDoc="0" locked="0" layoutInCell="1" allowOverlap="1" wp14:anchorId="1B1B5115" wp14:editId="626BD90A">
+          <wp:anchor distT="0" distB="0" distL="114300" distR="114300" simplePos="0" relativeHeight="251662336" behindDoc="0" locked="0" layoutInCell="1" allowOverlap="1" wp14:anchorId="1B1B5115" wp14:editId="48DE7BAA">
             <wp:simplePos x="0" y="0"/>
             <wp:positionH relativeFrom="margin">
               <wp:align>center</wp:align>
             </wp:positionH>
             <wp:positionV relativeFrom="paragraph">
-              <wp:posOffset>11430</wp:posOffset>
+              <wp:posOffset>387445</wp:posOffset>
             </wp:positionV>
             <wp:extent cx="3394075" cy="2543175"/>
             <wp:effectExtent l="0" t="0" r="0" b="9525"/>
@@ -5576,6 +6001,30 @@
           </wp:anchor>
         </w:drawing>
       </w:r>
+      <w:r>
+        <w:rPr>
+          <w:rFonts w:asciiTheme="minorHAnsi" w:eastAsia="Times New Roman" w:hAnsiTheme="minorHAnsi" w:cstheme="minorHAnsi"/>
+          <w:b/>
+          <w:bCs/>
+          <w:color w:val="0070C0"/>
+          <w:sz w:val="28"/>
+          <w:szCs w:val="28"/>
+          <w:u w:val="single"/>
+        </w:rPr>
+        <w:t>Mode Selection</w:t>
+      </w:r>
+    </w:p>
+    <w:p>
+      <w:pPr>
+        <w:spacing w:before="100" w:beforeAutospacing="1" w:after="100" w:afterAutospacing="1" w:line="240" w:lineRule="auto"/>
+        <w:rPr>
+          <w:rFonts w:asciiTheme="minorHAnsi" w:eastAsia="Times New Roman" w:hAnsiTheme="minorHAnsi" w:cstheme="minorHAnsi"/>
+          <w:color w:val="0070C0"/>
+          <w:sz w:val="28"/>
+          <w:szCs w:val="28"/>
+          <w:u w:val="single"/>
+        </w:rPr>
+      </w:pPr>
     </w:p>
     <w:p>
       <w:pPr>
@@ -5778,7 +6227,15 @@
           <w:sz w:val="28"/>
           <w:szCs w:val="28"/>
         </w:rPr>
-        <w:t xml:space="preserve">, or select </w:t>
+        <w:t xml:space="preserve"> or</w:t>
+      </w:r>
+      <w:r>
+        <w:rPr>
+          <w:rFonts w:asciiTheme="minorHAnsi" w:hAnsiTheme="minorHAnsi" w:cstheme="minorHAnsi"/>
+          <w:sz w:val="28"/>
+          <w:szCs w:val="28"/>
+        </w:rPr>
+        <w:t xml:space="preserve"> select </w:t>
       </w:r>
       <w:r>
         <w:rPr>
@@ -6489,6 +6946,24 @@
       </w:pPr>
       <w:r>
         <w:rPr>
+          <w:rFonts w:cstheme="minorHAnsi"/>
+          <w:sz w:val="28"/>
+          <w:szCs w:val="28"/>
+        </w:rPr>
+        <w:t>Then you will get the present value of 11520 at 40011 baud rate (115200) and 2 at 40013 slave id.</w:t>
+      </w:r>
+    </w:p>
+    <w:p>
+      <w:pPr>
+        <w:spacing w:line="360" w:lineRule="auto"/>
+        <w:rPr>
+          <w:rFonts w:cstheme="minorHAnsi"/>
+          <w:sz w:val="28"/>
+          <w:szCs w:val="28"/>
+        </w:rPr>
+      </w:pPr>
+      <w:r>
+        <w:rPr>
           <w:rFonts w:eastAsia="Times New Roman" w:cstheme="minorHAnsi"/>
           <w:noProof/>
           <w:color w:val="0070C0"/>
@@ -6498,162 +6973,13 @@
         </w:rPr>
         <w:lastRenderedPageBreak/>
         <w:drawing>
-          <wp:anchor distT="0" distB="0" distL="114300" distR="114300" simplePos="0" relativeHeight="251664384" behindDoc="0" locked="0" layoutInCell="1" allowOverlap="1" wp14:anchorId="59FC69B8" wp14:editId="34D2CE9A">
+          <wp:anchor distT="0" distB="0" distL="114300" distR="114300" simplePos="0" relativeHeight="251665408" behindDoc="0" locked="0" layoutInCell="1" allowOverlap="1" wp14:anchorId="15C0D4C5" wp14:editId="1E7C0834">
             <wp:simplePos x="0" y="0"/>
             <wp:positionH relativeFrom="margin">
-              <wp:posOffset>-428625</wp:posOffset>
+              <wp:posOffset>2980055</wp:posOffset>
             </wp:positionH>
             <wp:positionV relativeFrom="paragraph">
-              <wp:posOffset>993140</wp:posOffset>
-            </wp:positionV>
-            <wp:extent cx="3115945" cy="2667000"/>
-            <wp:effectExtent l="19050" t="19050" r="27305" b="19050"/>
-            <wp:wrapTopAndBottom/>
-            <wp:docPr id="11" name="Picture 11"/>
-            <wp:cNvGraphicFramePr>
-              <a:graphicFrameLocks xmlns:a="http://schemas.openxmlformats.org/drawingml/2006/main" noChangeAspect="1"/>
-            </wp:cNvGraphicFramePr>
-            <a:graphic xmlns:a="http://schemas.openxmlformats.org/drawingml/2006/main">
-              <a:graphicData uri="http://schemas.openxmlformats.org/drawingml/2006/picture">
-                <pic:pic xmlns:pic="http://schemas.openxmlformats.org/drawingml/2006/picture">
-                  <pic:nvPicPr>
-                    <pic:cNvPr id="11" name="Screenshot 2025-02-26 103603.png"/>
-                    <pic:cNvPicPr/>
-                  </pic:nvPicPr>
-                  <pic:blipFill>
-                    <a:blip r:embed="rId12">
-                      <a:extLst>
-                        <a:ext uri="{28A0092B-C50C-407E-A947-70E740481C1C}">
-                          <a14:useLocalDpi xmlns:a14="http://schemas.microsoft.com/office/drawing/2010/main" val="0"/>
-                        </a:ext>
-                      </a:extLst>
-                    </a:blip>
-                    <a:stretch>
-                      <a:fillRect/>
-                    </a:stretch>
-                  </pic:blipFill>
-                  <pic:spPr>
-                    <a:xfrm>
-                      <a:off x="0" y="0"/>
-                      <a:ext cx="3115945" cy="2667000"/>
-                    </a:xfrm>
-                    <a:prstGeom prst="rect">
-                      <a:avLst/>
-                    </a:prstGeom>
-                    <a:ln>
-                      <a:solidFill>
-                        <a:schemeClr val="accent1"/>
-                      </a:solidFill>
-                    </a:ln>
-                  </pic:spPr>
-                </pic:pic>
-              </a:graphicData>
-            </a:graphic>
-            <wp14:sizeRelH relativeFrom="margin">
-              <wp14:pctWidth>0</wp14:pctWidth>
-            </wp14:sizeRelH>
-            <wp14:sizeRelV relativeFrom="margin">
-              <wp14:pctHeight>0</wp14:pctHeight>
-            </wp14:sizeRelV>
-          </wp:anchor>
-        </w:drawing>
-      </w:r>
-      <w:r>
-        <w:rPr>
-          <w:rFonts w:cstheme="minorHAnsi"/>
-          <w:sz w:val="28"/>
-          <w:szCs w:val="28"/>
-        </w:rPr>
-        <w:t>Then you will get the present value of 11520 at 40011 baud rate (115200) and 2 at 40013 slave id.</w:t>
-      </w:r>
-    </w:p>
-    <w:p>
-      <w:pPr>
-        <w:spacing w:line="360" w:lineRule="auto"/>
-        <w:rPr>
-          <w:rFonts w:cstheme="minorHAnsi"/>
-          <w:sz w:val="28"/>
-          <w:szCs w:val="28"/>
-        </w:rPr>
-      </w:pPr>
-      <w:r>
-        <w:rPr>
-          <w:noProof/>
-          <w:lang w:val="en-IN" w:eastAsia="en-IN"/>
-        </w:rPr>
-        <w:drawing>
-          <wp:anchor distT="0" distB="0" distL="114300" distR="114300" simplePos="0" relativeHeight="251666432" behindDoc="0" locked="0" layoutInCell="1" allowOverlap="1" wp14:anchorId="537D169F" wp14:editId="4068594A">
-            <wp:simplePos x="0" y="0"/>
-            <wp:positionH relativeFrom="page">
-              <wp:posOffset>2181225</wp:posOffset>
-            </wp:positionH>
-            <wp:positionV relativeFrom="paragraph">
-              <wp:posOffset>3242310</wp:posOffset>
-            </wp:positionV>
-            <wp:extent cx="3162300" cy="2639695"/>
-            <wp:effectExtent l="0" t="0" r="0" b="8255"/>
-            <wp:wrapTopAndBottom/>
-            <wp:docPr id="14" name="Picture 14"/>
-            <wp:cNvGraphicFramePr>
-              <a:graphicFrameLocks xmlns:a="http://schemas.openxmlformats.org/drawingml/2006/main" noChangeAspect="1"/>
-            </wp:cNvGraphicFramePr>
-            <a:graphic xmlns:a="http://schemas.openxmlformats.org/drawingml/2006/main">
-              <a:graphicData uri="http://schemas.openxmlformats.org/drawingml/2006/picture">
-                <pic:pic xmlns:pic="http://schemas.openxmlformats.org/drawingml/2006/picture">
-                  <pic:nvPicPr>
-                    <pic:cNvPr id="14" name="Screenshot 2025-02-26 103551.png"/>
-                    <pic:cNvPicPr/>
-                  </pic:nvPicPr>
-                  <pic:blipFill>
-                    <a:blip r:embed="rId13" cstate="print">
-                      <a:extLst>
-                        <a:ext uri="{28A0092B-C50C-407E-A947-70E740481C1C}">
-                          <a14:useLocalDpi xmlns:a14="http://schemas.microsoft.com/office/drawing/2010/main" val="0"/>
-                        </a:ext>
-                      </a:extLst>
-                    </a:blip>
-                    <a:stretch>
-                      <a:fillRect/>
-                    </a:stretch>
-                  </pic:blipFill>
-                  <pic:spPr>
-                    <a:xfrm>
-                      <a:off x="0" y="0"/>
-                      <a:ext cx="3162300" cy="2639695"/>
-                    </a:xfrm>
-                    <a:prstGeom prst="rect">
-                      <a:avLst/>
-                    </a:prstGeom>
-                  </pic:spPr>
-                </pic:pic>
-              </a:graphicData>
-            </a:graphic>
-            <wp14:sizeRelH relativeFrom="margin">
-              <wp14:pctWidth>0</wp14:pctWidth>
-            </wp14:sizeRelH>
-            <wp14:sizeRelV relativeFrom="margin">
-              <wp14:pctHeight>0</wp14:pctHeight>
-            </wp14:sizeRelV>
-          </wp:anchor>
-        </w:drawing>
-      </w:r>
-      <w:r>
-        <w:rPr>
-          <w:rFonts w:eastAsia="Times New Roman" w:cstheme="minorHAnsi"/>
-          <w:noProof/>
-          <w:color w:val="0070C0"/>
-          <w:sz w:val="28"/>
-          <w:szCs w:val="28"/>
-          <w:lang w:val="en-IN" w:eastAsia="en-IN"/>
-        </w:rPr>
-        <w:drawing>
-          <wp:anchor distT="0" distB="0" distL="114300" distR="114300" simplePos="0" relativeHeight="251665408" behindDoc="0" locked="0" layoutInCell="1" allowOverlap="1" wp14:anchorId="15C0D4C5" wp14:editId="0368EE7F">
-            <wp:simplePos x="0" y="0"/>
-            <wp:positionH relativeFrom="margin">
-              <wp:posOffset>2981960</wp:posOffset>
-            </wp:positionH>
-            <wp:positionV relativeFrom="paragraph">
-              <wp:posOffset>409575</wp:posOffset>
+              <wp:posOffset>99695</wp:posOffset>
             </wp:positionV>
             <wp:extent cx="3143250" cy="2644140"/>
             <wp:effectExtent l="19050" t="19050" r="19050" b="22860"/>
@@ -6670,7 +6996,7 @@
                     <pic:cNvPicPr/>
                   </pic:nvPicPr>
                   <pic:blipFill rotWithShape="1">
-                    <a:blip r:embed="rId14">
+                    <a:blip r:embed="rId12">
                       <a:extLst>
                         <a:ext uri="{28A0092B-C50C-407E-A947-70E740481C1C}">
                           <a14:useLocalDpi xmlns:a14="http://schemas.microsoft.com/office/drawing/2010/main" val="0"/>
@@ -6711,6 +7037,137 @@
           </wp:anchor>
         </w:drawing>
       </w:r>
+      <w:r>
+        <w:rPr>
+          <w:rFonts w:eastAsia="Times New Roman" w:cstheme="minorHAnsi"/>
+          <w:noProof/>
+          <w:color w:val="0070C0"/>
+          <w:sz w:val="28"/>
+          <w:szCs w:val="28"/>
+          <w:lang w:val="en-IN" w:eastAsia="en-IN"/>
+        </w:rPr>
+        <w:drawing>
+          <wp:anchor distT="0" distB="0" distL="114300" distR="114300" simplePos="0" relativeHeight="251664384" behindDoc="0" locked="0" layoutInCell="1" allowOverlap="1" wp14:anchorId="59FC69B8" wp14:editId="19D52918">
+            <wp:simplePos x="0" y="0"/>
+            <wp:positionH relativeFrom="margin">
+              <wp:posOffset>-431800</wp:posOffset>
+            </wp:positionH>
+            <wp:positionV relativeFrom="paragraph">
+              <wp:posOffset>107002</wp:posOffset>
+            </wp:positionV>
+            <wp:extent cx="3115945" cy="2667000"/>
+            <wp:effectExtent l="19050" t="19050" r="27305" b="19050"/>
+            <wp:wrapTopAndBottom/>
+            <wp:docPr id="11" name="Picture 11"/>
+            <wp:cNvGraphicFramePr>
+              <a:graphicFrameLocks xmlns:a="http://schemas.openxmlformats.org/drawingml/2006/main" noChangeAspect="1"/>
+            </wp:cNvGraphicFramePr>
+            <a:graphic xmlns:a="http://schemas.openxmlformats.org/drawingml/2006/main">
+              <a:graphicData uri="http://schemas.openxmlformats.org/drawingml/2006/picture">
+                <pic:pic xmlns:pic="http://schemas.openxmlformats.org/drawingml/2006/picture">
+                  <pic:nvPicPr>
+                    <pic:cNvPr id="11" name="Screenshot 2025-02-26 103603.png"/>
+                    <pic:cNvPicPr/>
+                  </pic:nvPicPr>
+                  <pic:blipFill>
+                    <a:blip r:embed="rId13">
+                      <a:extLst>
+                        <a:ext uri="{28A0092B-C50C-407E-A947-70E740481C1C}">
+                          <a14:useLocalDpi xmlns:a14="http://schemas.microsoft.com/office/drawing/2010/main" val="0"/>
+                        </a:ext>
+                      </a:extLst>
+                    </a:blip>
+                    <a:stretch>
+                      <a:fillRect/>
+                    </a:stretch>
+                  </pic:blipFill>
+                  <pic:spPr>
+                    <a:xfrm>
+                      <a:off x="0" y="0"/>
+                      <a:ext cx="3115945" cy="2667000"/>
+                    </a:xfrm>
+                    <a:prstGeom prst="rect">
+                      <a:avLst/>
+                    </a:prstGeom>
+                    <a:ln>
+                      <a:solidFill>
+                        <a:schemeClr val="accent1"/>
+                      </a:solidFill>
+                    </a:ln>
+                  </pic:spPr>
+                </pic:pic>
+              </a:graphicData>
+            </a:graphic>
+            <wp14:sizeRelH relativeFrom="margin">
+              <wp14:pctWidth>0</wp14:pctWidth>
+            </wp14:sizeRelH>
+            <wp14:sizeRelV relativeFrom="margin">
+              <wp14:pctHeight>0</wp14:pctHeight>
+            </wp14:sizeRelV>
+          </wp:anchor>
+        </w:drawing>
+      </w:r>
+      <w:r>
+        <w:rPr>
+          <w:noProof/>
+          <w:lang w:val="en-IN" w:eastAsia="en-IN"/>
+        </w:rPr>
+        <w:drawing>
+          <wp:anchor distT="0" distB="0" distL="114300" distR="114300" simplePos="0" relativeHeight="251666432" behindDoc="0" locked="0" layoutInCell="1" allowOverlap="1" wp14:anchorId="537D169F" wp14:editId="5D6F178F">
+            <wp:simplePos x="0" y="0"/>
+            <wp:positionH relativeFrom="page">
+              <wp:posOffset>2181225</wp:posOffset>
+            </wp:positionH>
+            <wp:positionV relativeFrom="paragraph">
+              <wp:posOffset>3242310</wp:posOffset>
+            </wp:positionV>
+            <wp:extent cx="3162300" cy="2639695"/>
+            <wp:effectExtent l="0" t="0" r="0" b="8255"/>
+            <wp:wrapTopAndBottom/>
+            <wp:docPr id="14" name="Picture 14"/>
+            <wp:cNvGraphicFramePr>
+              <a:graphicFrameLocks xmlns:a="http://schemas.openxmlformats.org/drawingml/2006/main" noChangeAspect="1"/>
+            </wp:cNvGraphicFramePr>
+            <a:graphic xmlns:a="http://schemas.openxmlformats.org/drawingml/2006/main">
+              <a:graphicData uri="http://schemas.openxmlformats.org/drawingml/2006/picture">
+                <pic:pic xmlns:pic="http://schemas.openxmlformats.org/drawingml/2006/picture">
+                  <pic:nvPicPr>
+                    <pic:cNvPr id="14" name="Screenshot 2025-02-26 103551.png"/>
+                    <pic:cNvPicPr/>
+                  </pic:nvPicPr>
+                  <pic:blipFill>
+                    <a:blip r:embed="rId14" cstate="print">
+                      <a:extLst>
+                        <a:ext uri="{28A0092B-C50C-407E-A947-70E740481C1C}">
+                          <a14:useLocalDpi xmlns:a14="http://schemas.microsoft.com/office/drawing/2010/main" val="0"/>
+                        </a:ext>
+                      </a:extLst>
+                    </a:blip>
+                    <a:stretch>
+                      <a:fillRect/>
+                    </a:stretch>
+                  </pic:blipFill>
+                  <pic:spPr>
+                    <a:xfrm>
+                      <a:off x="0" y="0"/>
+                      <a:ext cx="3162300" cy="2639695"/>
+                    </a:xfrm>
+                    <a:prstGeom prst="rect">
+                      <a:avLst/>
+                    </a:prstGeom>
+                  </pic:spPr>
+                </pic:pic>
+              </a:graphicData>
+            </a:graphic>
+            <wp14:sizeRelH relativeFrom="margin">
+              <wp14:pctWidth>0</wp14:pctWidth>
+            </wp14:sizeRelH>
+            <wp14:sizeRelV relativeFrom="margin">
+              <wp14:pctHeight>0</wp14:pctHeight>
+            </wp14:sizeRelV>
+          </wp:anchor>
+        </w:drawing>
+      </w:r>
     </w:p>
     <w:p>
       <w:pPr>
@@ -6788,7 +7245,21 @@
           <w:rFonts w:asciiTheme="minorHAnsi" w:hAnsiTheme="minorHAnsi" w:cstheme="minorHAnsi"/>
           <w:sz w:val="28"/>
         </w:rPr>
-        <w:t>value corresponding to the connected sensor (CO/CO₂/NH₃/PH₃/H₂S/CH₄).</w:t>
+        <w:t>value corresponding to the connected sensor (CO/CO₂/NH₃/PH₃/H₂S/CH₄</w:t>
+      </w:r>
+      <w:r>
+        <w:rPr>
+          <w:rFonts w:asciiTheme="minorHAnsi" w:hAnsiTheme="minorHAnsi" w:cstheme="minorHAnsi"/>
+          <w:sz w:val="28"/>
+        </w:rPr>
+        <w:t>/C2H4</w:t>
+      </w:r>
+      <w:r>
+        <w:rPr>
+          <w:rFonts w:asciiTheme="minorHAnsi" w:hAnsiTheme="minorHAnsi" w:cstheme="minorHAnsi"/>
+          <w:sz w:val="28"/>
+        </w:rPr>
+        <w:t>).</w:t>
       </w:r>
     </w:p>
     <w:p>
@@ -6890,7 +7361,6 @@
           <w:sz w:val="28"/>
           <w:szCs w:val="28"/>
         </w:rPr>
-        <w:lastRenderedPageBreak/>
         <w:t>To change the baud rate and slave id Jumper should be in single/removed then, you must enter a value on the 40012 resistors for the baud rate and 40014 for the slave id as shown in the image below and restart the board.</w:t>
       </w:r>
     </w:p>
@@ -6934,6 +7404,7 @@
           <w:szCs w:val="28"/>
           <w:lang w:val="en-IN" w:eastAsia="en-IN"/>
         </w:rPr>
+        <w:lastRenderedPageBreak/>
         <w:drawing>
           <wp:anchor distT="0" distB="0" distL="114300" distR="114300" simplePos="0" relativeHeight="251668480" behindDoc="0" locked="0" layoutInCell="1" allowOverlap="1" wp14:anchorId="39EF40BD" wp14:editId="7BBCD435">
             <wp:simplePos x="0" y="0"/>
@@ -7407,7 +7878,7 @@
               </wp:anchor>
             </w:drawing>
           </mc:Choice>
-          <mc:Fallback>
+          <mc:Fallback xmlns:w16cei="http://schemas.microsoft.com/office/word/2026/wordml/cei">
             <w:pict>
               <v:rect w14:anchorId="05B04824" id="Rectangle 8" o:spid="_x0000_s1026" style="position:absolute;margin-left:353.4pt;margin-top:9.1pt;width:66pt;height:42pt;z-index:251675648;visibility:visible;mso-wrap-style:square;mso-width-percent:0;mso-height-percent:0;mso-wrap-distance-left:9pt;mso-wrap-distance-top:0;mso-wrap-distance-right:9pt;mso-wrap-distance-bottom:0;mso-position-horizontal:absolute;mso-position-horizontal-relative:text;mso-position-vertical:absolute;mso-position-vertical-relative:text;mso-width-percent:0;mso-height-percent:0;mso-width-relative:margin;mso-height-relative:margin;v-text-anchor:middle" o:gfxdata="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" fillcolor="#ed7d31" strokecolor="#41719c" strokeweight="1pt">
                 <v:textbox>
@@ -7522,7 +7993,7 @@
               </wp:anchor>
             </w:drawing>
           </mc:Choice>
-          <mc:Fallback>
+          <mc:Fallback xmlns:w16cei="http://schemas.microsoft.com/office/word/2026/wordml/cei">
             <w:pict>
               <v:shapetype w14:anchorId="498B451D" id="_x0000_t34" coordsize="21600,21600" o:spt="34" o:oned="t" adj="10800" path="m,l@0,0@0,21600,21600,21600e" filled="f">
                 <v:stroke joinstyle="miter"/>
@@ -7611,7 +8082,7 @@
               </wp:anchor>
             </w:drawing>
           </mc:Choice>
-          <mc:Fallback>
+          <mc:Fallback xmlns:w16cei="http://schemas.microsoft.com/office/word/2026/wordml/cei">
             <w:pict>
               <v:shape w14:anchorId="41380E95" id="Elbow Connector 24" o:spid="_x0000_s1026" type="#_x0000_t34" style="position:absolute;margin-left:10.8pt;margin-top:.45pt;width:61.35pt;height:31.9pt;flip:y;z-index:251671552;visibility:visible;mso-wrap-style:square;mso-width-percent:0;mso-height-percent:0;mso-wrap-distance-left:9pt;mso-wrap-distance-top:0;mso-wrap-distance-right:9pt;mso-wrap-distance-bottom:0;mso-position-horizontal:absolute;mso-position-horizontal-relative:text;mso-position-vertical:absolute;mso-position-vertical-relative:text;mso-width-percent:0;mso-height-percent:0;mso-width-relative:margin;mso-height-relative:margin" o:gfxdata="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" adj="21553" strokecolor="#ffc000 [3207]" strokeweight=".5pt">
                 <v:stroke endarrow="block"/>
@@ -7715,7 +8186,7 @@
               </wp:anchor>
             </w:drawing>
           </mc:Choice>
-          <mc:Fallback>
+          <mc:Fallback xmlns:w16cei="http://schemas.microsoft.com/office/word/2026/wordml/cei">
             <w:pict>
               <v:rect w14:anchorId="72545C03" id="Rectangle 25" o:spid="_x0000_s1027" style="position:absolute;margin-left:-29.25pt;margin-top:11pt;width:66pt;height:42pt;z-index:251672576;visibility:visible;mso-wrap-style:square;mso-width-percent:0;mso-height-percent:0;mso-wrap-distance-left:9pt;mso-wrap-distance-top:0;mso-wrap-distance-right:9pt;mso-wrap-distance-bottom:0;mso-position-horizontal:absolute;mso-position-horizontal-relative:text;mso-position-vertical:absolute;mso-position-vertical-relative:text;mso-width-percent:0;mso-height-percent:0;mso-width-relative:margin;mso-height-relative:margin;v-text-anchor:middle" o:gfxdata="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" fillcolor="#ed7d31" strokecolor="#41719c" strokeweight="1pt">
                 <v:textbox>
@@ -7928,7 +8399,6 @@
           <w:sz w:val="28"/>
           <w:szCs w:val="28"/>
         </w:rPr>
-        <w:lastRenderedPageBreak/>
         <w:t>Somehow you forgot the baud rate or slave id of the board then Place the j</w:t>
       </w:r>
       <w:r>
@@ -7972,6 +8442,23 @@
         <w:spacing w:before="100" w:beforeAutospacing="1" w:after="100" w:afterAutospacing="1" w:line="240" w:lineRule="auto"/>
         <w:rPr>
           <w:rFonts w:asciiTheme="minorHAnsi" w:eastAsia="Times New Roman" w:hAnsiTheme="minorHAnsi" w:cstheme="minorHAnsi"/>
+          <w:b/>
+          <w:bCs/>
+          <w:color w:val="0070C0"/>
+          <w:sz w:val="28"/>
+          <w:szCs w:val="28"/>
+          <w:u w:val="single"/>
+        </w:rPr>
+      </w:pPr>
+    </w:p>
+    <w:p>
+      <w:pPr>
+        <w:tabs>
+          <w:tab w:val="left" w:pos="1335"/>
+        </w:tabs>
+        <w:spacing w:before="100" w:beforeAutospacing="1" w:after="100" w:afterAutospacing="1" w:line="240" w:lineRule="auto"/>
+        <w:rPr>
+          <w:rFonts w:asciiTheme="minorHAnsi" w:eastAsia="Times New Roman" w:hAnsiTheme="minorHAnsi" w:cstheme="minorHAnsi"/>
           <w:color w:val="auto"/>
           <w:sz w:val="28"/>
           <w:szCs w:val="28"/>
@@ -7987,6 +8474,7 @@
           <w:szCs w:val="28"/>
           <w:u w:val="single"/>
         </w:rPr>
+        <w:lastRenderedPageBreak/>
         <w:t>Modbus Registers Mapping</w:t>
       </w:r>
     </w:p>
@@ -10148,6 +10636,42 @@
     </w:p>
     <w:p>
       <w:pPr>
+        <w:spacing w:before="100" w:beforeAutospacing="1" w:after="100" w:afterAutospacing="1" w:line="240" w:lineRule="auto"/>
+        <w:jc w:val="center"/>
+        <w:rPr>
+          <w:rFonts w:asciiTheme="minorHAnsi" w:eastAsia="Times New Roman" w:hAnsiTheme="minorHAnsi" w:cstheme="minorHAnsi"/>
+          <w:color w:val="auto"/>
+          <w:sz w:val="28"/>
+          <w:szCs w:val="28"/>
+        </w:rPr>
+      </w:pPr>
+    </w:p>
+    <w:p>
+      <w:pPr>
+        <w:spacing w:before="100" w:beforeAutospacing="1" w:after="100" w:afterAutospacing="1" w:line="240" w:lineRule="auto"/>
+        <w:jc w:val="center"/>
+        <w:rPr>
+          <w:rFonts w:asciiTheme="minorHAnsi" w:eastAsia="Times New Roman" w:hAnsiTheme="minorHAnsi" w:cstheme="minorHAnsi"/>
+          <w:color w:val="auto"/>
+          <w:sz w:val="28"/>
+          <w:szCs w:val="28"/>
+        </w:rPr>
+      </w:pPr>
+    </w:p>
+    <w:p>
+      <w:pPr>
+        <w:spacing w:before="100" w:beforeAutospacing="1" w:after="100" w:afterAutospacing="1" w:line="240" w:lineRule="auto"/>
+        <w:jc w:val="center"/>
+        <w:rPr>
+          <w:rFonts w:asciiTheme="minorHAnsi" w:eastAsia="Times New Roman" w:hAnsiTheme="minorHAnsi" w:cstheme="minorHAnsi"/>
+          <w:color w:val="auto"/>
+          <w:sz w:val="28"/>
+          <w:szCs w:val="28"/>
+        </w:rPr>
+      </w:pPr>
+    </w:p>
+    <w:p>
+      <w:pPr>
         <w:pStyle w:val="ListParagraph"/>
         <w:numPr>
           <w:ilvl w:val="0"/>
@@ -11125,7 +11649,7 @@
 </file>
 
 <file path=word/endnotes.xml><?xml version="1.0" encoding="utf-8"?>
-<w:endnotes xmlns:wpc="http://schemas.microsoft.com/office/word/2010/wordprocessingCanvas" xmlns:cx="http://schemas.microsoft.com/office/drawing/2014/chartex" xmlns:cx1="http://schemas.microsoft.com/office/drawing/2015/9/8/chartex" xmlns:cx2="http://schemas.microsoft.com/office/drawing/2015/10/21/chartex" xmlns:cx3="http://schemas.microsoft.com/office/drawing/2016/5/9/chartex" xmlns:cx4="http://schemas.microsoft.com/office/drawing/2016/5/10/chartex" xmlns:cx5="http://schemas.microsoft.com/office/drawing/2016/5/11/chartex" xmlns:cx6="http://schemas.microsoft.com/office/drawing/2016/5/12/chartex" xmlns:cx7="http://schemas.microsoft.com/office/drawing/2016/5/13/chartex" xmlns:cx8="http://schemas.microsoft.com/office/drawing/2016/5/14/chartex" xmlns:mc="http://schemas.openxmlformats.org/markup-compatibility/2006" xmlns:aink="http://schemas.microsoft.com/office/drawing/2016/ink" xmlns:am3d="http://schemas.microsoft.com/office/drawing/2017/model3d" xmlns:o="urn:schemas-microsoft-com:office:office" xmlns:oel="http://schemas.microsoft.com/office/2019/extlst" xmlns:r="http://schemas.openxmlformats.org/officeDocument/2006/relationships" xmlns:m="http://schemas.openxmlformats.org/officeDocument/2006/math" xmlns:v="urn:schemas-microsoft-com:vml" xmlns:wp14="http://schemas.microsoft.com/office/word/2010/wordprocessingDrawing" xmlns:wp="http://schemas.openxmlformats.org/drawingml/2006/wordprocessingDrawing" xmlns:w10="urn:schemas-microsoft-com:office:word" xmlns:w="http://schemas.openxmlformats.org/wordprocessingml/2006/main" xmlns:w14="http://schemas.microsoft.com/office/word/2010/wordml" xmlns:w15="http://schemas.microsoft.com/office/word/2012/wordml" xmlns:w16cei="http://schemas.microsoft.com/office/word/2026/wordml/cei" xmlns:w16cex="http://schemas.microsoft.com/office/word/2018/wordml/cex" xmlns:w16cid="http://schemas.microsoft.com/office/word/2016/wordml/cid" xmlns:w16="http://schemas.microsoft.com/office/word/2018/wordml" xmlns:w16du="http://schemas.microsoft.com/office/word/2023/wordml/word16du" xmlns:w16sdtdh="http://schemas.microsoft.com/office/word/2020/wordml/sdtdatahash" xmlns:w16sdtfl="http://schemas.microsoft.com/office/word/2024/wordml/sdtformatlock" xmlns:w16se="http://schemas.microsoft.com/office/word/2015/wordml/symex" xmlns:wpg="http://schemas.microsoft.com/office/word/2010/wordprocessingGroup" xmlns:wpi="http://schemas.microsoft.com/office/word/2010/wordprocessingInk" xmlns:wne="http://schemas.microsoft.com/office/word/2006/wordml" xmlns:wps="http://schemas.microsoft.com/office/word/2010/wordprocessingShape" mc:Ignorable="w14 w15 w16se w16cid w16 w16cex w16sdtdh w16sdtfl w16du wp14">
+<w:endnotes xmlns:wpc="http://schemas.microsoft.com/office/word/2010/wordprocessingCanvas" xmlns:cx="http://schemas.microsoft.com/office/drawing/2014/chartex" xmlns:cx1="http://schemas.microsoft.com/office/drawing/2015/9/8/chartex" xmlns:cx2="http://schemas.microsoft.com/office/drawing/2015/10/21/chartex" xmlns:cx3="http://schemas.microsoft.com/office/drawing/2016/5/9/chartex" xmlns:cx4="http://schemas.microsoft.com/office/drawing/2016/5/10/chartex" xmlns:cx5="http://schemas.microsoft.com/office/drawing/2016/5/11/chartex" xmlns:cx6="http://schemas.microsoft.com/office/drawing/2016/5/12/chartex" xmlns:cx7="http://schemas.microsoft.com/office/drawing/2016/5/13/chartex" xmlns:cx8="http://schemas.microsoft.com/office/drawing/2016/5/14/chartex" xmlns:mc="http://schemas.openxmlformats.org/markup-compatibility/2006" xmlns:aink="http://schemas.microsoft.com/office/drawing/2016/ink" xmlns:am3d="http://schemas.microsoft.com/office/drawing/2017/model3d" xmlns:o="urn:schemas-microsoft-com:office:office" xmlns:oel="http://schemas.microsoft.com/office/2019/extlst" xmlns:r="http://schemas.openxmlformats.org/officeDocument/2006/relationships" xmlns:m="http://schemas.openxmlformats.org/officeDocument/2006/math" xmlns:v="urn:schemas-microsoft-com:vml" xmlns:wp14="http://schemas.microsoft.com/office/word/2010/wordprocessingDrawing" xmlns:wp="http://schemas.openxmlformats.org/drawingml/2006/wordprocessingDrawing" xmlns:w10="urn:schemas-microsoft-com:office:word" xmlns:w="http://schemas.openxmlformats.org/wordprocessingml/2006/main" xmlns:w14="http://schemas.microsoft.com/office/word/2010/wordml" xmlns:w15="http://schemas.microsoft.com/office/word/2012/wordml" xmlns:w16cex="http://schemas.microsoft.com/office/word/2018/wordml/cex" xmlns:w16cid="http://schemas.microsoft.com/office/word/2016/wordml/cid" xmlns:w16="http://schemas.microsoft.com/office/word/2018/wordml" xmlns:w16du="http://schemas.microsoft.com/office/word/2023/wordml/word16du" xmlns:w16sdtdh="http://schemas.microsoft.com/office/word/2020/wordml/sdtdatahash" xmlns:w16sdtfl="http://schemas.microsoft.com/office/word/2024/wordml/sdtformatlock" xmlns:w16se="http://schemas.microsoft.com/office/word/2015/wordml/symex" xmlns:wpg="http://schemas.microsoft.com/office/word/2010/wordprocessingGroup" xmlns:wpi="http://schemas.microsoft.com/office/word/2010/wordprocessingInk" xmlns:wne="http://schemas.microsoft.com/office/word/2006/wordml" xmlns:wps="http://schemas.microsoft.com/office/word/2010/wordprocessingShape" mc:Ignorable="w14 w15 w16se w16cid w16 w16cex w16sdtdh w16sdtfl w16du wp14">
   <w:endnote w:type="separator" w:id="-1">
     <w:p>
       <w:pPr>
@@ -11150,7 +11674,7 @@
 </file>
 
 <file path=word/footer1.xml><?xml version="1.0" encoding="utf-8"?>
-<w:ftr xmlns:wpc="http://schemas.microsoft.com/office/word/2010/wordprocessingCanvas" xmlns:cx="http://schemas.microsoft.com/office/drawing/2014/chartex" xmlns:cx1="http://schemas.microsoft.com/office/drawing/2015/9/8/chartex" xmlns:cx2="http://schemas.microsoft.com/office/drawing/2015/10/21/chartex" xmlns:cx3="http://schemas.microsoft.com/office/drawing/2016/5/9/chartex" xmlns:cx4="http://schemas.microsoft.com/office/drawing/2016/5/10/chartex" xmlns:cx5="http://schemas.microsoft.com/office/drawing/2016/5/11/chartex" xmlns:cx6="http://schemas.microsoft.com/office/drawing/2016/5/12/chartex" xmlns:cx7="http://schemas.microsoft.com/office/drawing/2016/5/13/chartex" xmlns:cx8="http://schemas.microsoft.com/office/drawing/2016/5/14/chartex" xmlns:mc="http://schemas.openxmlformats.org/markup-compatibility/2006" xmlns:aink="http://schemas.microsoft.com/office/drawing/2016/ink" xmlns:am3d="http://schemas.microsoft.com/office/drawing/2017/model3d" xmlns:o="urn:schemas-microsoft-com:office:office" xmlns:oel="http://schemas.microsoft.com/office/2019/extlst" xmlns:r="http://schemas.openxmlformats.org/officeDocument/2006/relationships" xmlns:m="http://schemas.openxmlformats.org/officeDocument/2006/math" xmlns:v="urn:schemas-microsoft-com:vml" xmlns:wp14="http://schemas.microsoft.com/office/word/2010/wordprocessingDrawing" xmlns:wp="http://schemas.openxmlformats.org/drawingml/2006/wordprocessingDrawing" xmlns:w10="urn:schemas-microsoft-com:office:word" xmlns:w="http://schemas.openxmlformats.org/wordprocessingml/2006/main" xmlns:w14="http://schemas.microsoft.com/office/word/2010/wordml" xmlns:w15="http://schemas.microsoft.com/office/word/2012/wordml" xmlns:w16cei="http://schemas.microsoft.com/office/word/2026/wordml/cei" xmlns:w16cex="http://schemas.microsoft.com/office/word/2018/wordml/cex" xmlns:w16cid="http://schemas.microsoft.com/office/word/2016/wordml/cid" xmlns:w16="http://schemas.microsoft.com/office/word/2018/wordml" xmlns:w16du="http://schemas.microsoft.com/office/word/2023/wordml/word16du" xmlns:w16sdtdh="http://schemas.microsoft.com/office/word/2020/wordml/sdtdatahash" xmlns:w16sdtfl="http://schemas.microsoft.com/office/word/2024/wordml/sdtformatlock" xmlns:w16se="http://schemas.microsoft.com/office/word/2015/wordml/symex" xmlns:wpg="http://schemas.microsoft.com/office/word/2010/wordprocessingGroup" xmlns:wpi="http://schemas.microsoft.com/office/word/2010/wordprocessingInk" xmlns:wne="http://schemas.microsoft.com/office/word/2006/wordml" xmlns:wps="http://schemas.microsoft.com/office/word/2010/wordprocessingShape" mc:Ignorable="w14 w15 w16se w16cid w16 w16cex w16sdtdh w16sdtfl w16du wp14">
+<w:ftr xmlns:wpc="http://schemas.microsoft.com/office/word/2010/wordprocessingCanvas" xmlns:cx="http://schemas.microsoft.com/office/drawing/2014/chartex" xmlns:cx1="http://schemas.microsoft.com/office/drawing/2015/9/8/chartex" xmlns:cx2="http://schemas.microsoft.com/office/drawing/2015/10/21/chartex" xmlns:cx3="http://schemas.microsoft.com/office/drawing/2016/5/9/chartex" xmlns:cx4="http://schemas.microsoft.com/office/drawing/2016/5/10/chartex" xmlns:cx5="http://schemas.microsoft.com/office/drawing/2016/5/11/chartex" xmlns:cx6="http://schemas.microsoft.com/office/drawing/2016/5/12/chartex" xmlns:cx7="http://schemas.microsoft.com/office/drawing/2016/5/13/chartex" xmlns:cx8="http://schemas.microsoft.com/office/drawing/2016/5/14/chartex" xmlns:mc="http://schemas.openxmlformats.org/markup-compatibility/2006" xmlns:aink="http://schemas.microsoft.com/office/drawing/2016/ink" xmlns:am3d="http://schemas.microsoft.com/office/drawing/2017/model3d" xmlns:o="urn:schemas-microsoft-com:office:office" xmlns:oel="http://schemas.microsoft.com/office/2019/extlst" xmlns:r="http://schemas.openxmlformats.org/officeDocument/2006/relationships" xmlns:m="http://schemas.openxmlformats.org/officeDocument/2006/math" xmlns:v="urn:schemas-microsoft-com:vml" xmlns:wp14="http://schemas.microsoft.com/office/word/2010/wordprocessingDrawing" xmlns:wp="http://schemas.openxmlformats.org/drawingml/2006/wordprocessingDrawing" xmlns:w10="urn:schemas-microsoft-com:office:word" xmlns:w="http://schemas.openxmlformats.org/wordprocessingml/2006/main" xmlns:w14="http://schemas.microsoft.com/office/word/2010/wordml" xmlns:w15="http://schemas.microsoft.com/office/word/2012/wordml" xmlns:w16cex="http://schemas.microsoft.com/office/word/2018/wordml/cex" xmlns:w16cid="http://schemas.microsoft.com/office/word/2016/wordml/cid" xmlns:w16="http://schemas.microsoft.com/office/word/2018/wordml" xmlns:w16du="http://schemas.microsoft.com/office/word/2023/wordml/word16du" xmlns:w16sdtdh="http://schemas.microsoft.com/office/word/2020/wordml/sdtdatahash" xmlns:w16sdtfl="http://schemas.microsoft.com/office/word/2024/wordml/sdtformatlock" xmlns:w16se="http://schemas.microsoft.com/office/word/2015/wordml/symex" xmlns:wpg="http://schemas.microsoft.com/office/word/2010/wordprocessingGroup" xmlns:wpi="http://schemas.microsoft.com/office/word/2010/wordprocessingInk" xmlns:wne="http://schemas.microsoft.com/office/word/2006/wordml" xmlns:wps="http://schemas.microsoft.com/office/word/2010/wordprocessingShape" mc:Ignorable="w14 w15 w16se w16cid w16 w16cex w16sdtdh w16sdtfl w16du wp14">
   <w:p>
     <w:pPr>
       <w:shd w:val="clear" w:color="auto" w:fill="5B9BD5"/>
@@ -11901,7 +12425,7 @@
             </wp:anchor>
           </w:drawing>
         </mc:Choice>
-        <mc:Fallback>
+        <mc:Fallback xmlns:w16cei="http://schemas.microsoft.com/office/word/2026/wordml/cei">
           <w:pict>
             <v:group w14:anchorId="343D8810" id="Group 12287" o:spid="_x0000_s1026" style="position:absolute;margin-left:24pt;margin-top:816.5pt;width:547.65pt;height:1.65pt;z-index:251664384;mso-position-horizontal-relative:page;mso-position-vertical-relative:page" coordsize="69550,207" o:gfxdata="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">
               <v:shape id="Shape 12856" o:spid="_x0000_s1027" style="position:absolute;width:91;height:177;visibility:visible;mso-wrap-style:square;v-text-anchor:top" coordsize="9144,17780" o:gfxdata="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" path="m,l9144,r,17780l,17780,,e" fillcolor="black" stroked="f" strokeweight="0">
@@ -12021,7 +12545,7 @@
 </file>
 
 <file path=word/footer2.xml><?xml version="1.0" encoding="utf-8"?>
-<w:ftr xmlns:wpc="http://schemas.microsoft.com/office/word/2010/wordprocessingCanvas" xmlns:cx="http://schemas.microsoft.com/office/drawing/2014/chartex" xmlns:cx1="http://schemas.microsoft.com/office/drawing/2015/9/8/chartex" xmlns:cx2="http://schemas.microsoft.com/office/drawing/2015/10/21/chartex" xmlns:cx3="http://schemas.microsoft.com/office/drawing/2016/5/9/chartex" xmlns:cx4="http://schemas.microsoft.com/office/drawing/2016/5/10/chartex" xmlns:cx5="http://schemas.microsoft.com/office/drawing/2016/5/11/chartex" xmlns:cx6="http://schemas.microsoft.com/office/drawing/2016/5/12/chartex" xmlns:cx7="http://schemas.microsoft.com/office/drawing/2016/5/13/chartex" xmlns:cx8="http://schemas.microsoft.com/office/drawing/2016/5/14/chartex" xmlns:mc="http://schemas.openxmlformats.org/markup-compatibility/2006" xmlns:aink="http://schemas.microsoft.com/office/drawing/2016/ink" xmlns:am3d="http://schemas.microsoft.com/office/drawing/2017/model3d" xmlns:o="urn:schemas-microsoft-com:office:office" xmlns:oel="http://schemas.microsoft.com/office/2019/extlst" xmlns:r="http://schemas.openxmlformats.org/officeDocument/2006/relationships" xmlns:m="http://schemas.openxmlformats.org/officeDocument/2006/math" xmlns:v="urn:schemas-microsoft-com:vml" xmlns:wp14="http://schemas.microsoft.com/office/word/2010/wordprocessingDrawing" xmlns:wp="http://schemas.openxmlformats.org/drawingml/2006/wordprocessingDrawing" xmlns:w10="urn:schemas-microsoft-com:office:word" xmlns:w="http://schemas.openxmlformats.org/wordprocessingml/2006/main" xmlns:w14="http://schemas.microsoft.com/office/word/2010/wordml" xmlns:w15="http://schemas.microsoft.com/office/word/2012/wordml" xmlns:w16cei="http://schemas.microsoft.com/office/word/2026/wordml/cei" xmlns:w16cex="http://schemas.microsoft.com/office/word/2018/wordml/cex" xmlns:w16cid="http://schemas.microsoft.com/office/word/2016/wordml/cid" xmlns:w16="http://schemas.microsoft.com/office/word/2018/wordml" xmlns:w16du="http://schemas.microsoft.com/office/word/2023/wordml/word16du" xmlns:w16sdtdh="http://schemas.microsoft.com/office/word/2020/wordml/sdtdatahash" xmlns:w16sdtfl="http://schemas.microsoft.com/office/word/2024/wordml/sdtformatlock" xmlns:w16se="http://schemas.microsoft.com/office/word/2015/wordml/symex" xmlns:wpg="http://schemas.microsoft.com/office/word/2010/wordprocessingGroup" xmlns:wpi="http://schemas.microsoft.com/office/word/2010/wordprocessingInk" xmlns:wne="http://schemas.microsoft.com/office/word/2006/wordml" xmlns:wps="http://schemas.microsoft.com/office/word/2010/wordprocessingShape" mc:Ignorable="w14 w15 w16se w16cid w16 w16cex w16sdtdh w16sdtfl w16du wp14">
+<w:ftr xmlns:wpc="http://schemas.microsoft.com/office/word/2010/wordprocessingCanvas" xmlns:cx="http://schemas.microsoft.com/office/drawing/2014/chartex" xmlns:cx1="http://schemas.microsoft.com/office/drawing/2015/9/8/chartex" xmlns:cx2="http://schemas.microsoft.com/office/drawing/2015/10/21/chartex" xmlns:cx3="http://schemas.microsoft.com/office/drawing/2016/5/9/chartex" xmlns:cx4="http://schemas.microsoft.com/office/drawing/2016/5/10/chartex" xmlns:cx5="http://schemas.microsoft.com/office/drawing/2016/5/11/chartex" xmlns:cx6="http://schemas.microsoft.com/office/drawing/2016/5/12/chartex" xmlns:cx7="http://schemas.microsoft.com/office/drawing/2016/5/13/chartex" xmlns:cx8="http://schemas.microsoft.com/office/drawing/2016/5/14/chartex" xmlns:mc="http://schemas.openxmlformats.org/markup-compatibility/2006" xmlns:aink="http://schemas.microsoft.com/office/drawing/2016/ink" xmlns:am3d="http://schemas.microsoft.com/office/drawing/2017/model3d" xmlns:o="urn:schemas-microsoft-com:office:office" xmlns:oel="http://schemas.microsoft.com/office/2019/extlst" xmlns:r="http://schemas.openxmlformats.org/officeDocument/2006/relationships" xmlns:m="http://schemas.openxmlformats.org/officeDocument/2006/math" xmlns:v="urn:schemas-microsoft-com:vml" xmlns:wp14="http://schemas.microsoft.com/office/word/2010/wordprocessingDrawing" xmlns:wp="http://schemas.openxmlformats.org/drawingml/2006/wordprocessingDrawing" xmlns:w10="urn:schemas-microsoft-com:office:word" xmlns:w="http://schemas.openxmlformats.org/wordprocessingml/2006/main" xmlns:w14="http://schemas.microsoft.com/office/word/2010/wordml" xmlns:w15="http://schemas.microsoft.com/office/word/2012/wordml" xmlns:w16cex="http://schemas.microsoft.com/office/word/2018/wordml/cex" xmlns:w16cid="http://schemas.microsoft.com/office/word/2016/wordml/cid" xmlns:w16="http://schemas.microsoft.com/office/word/2018/wordml" xmlns:w16du="http://schemas.microsoft.com/office/word/2023/wordml/word16du" xmlns:w16sdtdh="http://schemas.microsoft.com/office/word/2020/wordml/sdtdatahash" xmlns:w16sdtfl="http://schemas.microsoft.com/office/word/2024/wordml/sdtformatlock" xmlns:w16se="http://schemas.microsoft.com/office/word/2015/wordml/symex" xmlns:wpg="http://schemas.microsoft.com/office/word/2010/wordprocessingGroup" xmlns:wpi="http://schemas.microsoft.com/office/word/2010/wordprocessingInk" xmlns:wne="http://schemas.microsoft.com/office/word/2006/wordml" xmlns:wps="http://schemas.microsoft.com/office/word/2010/wordprocessingShape" mc:Ignorable="w14 w15 w16se w16cid w16 w16cex w16sdtdh w16sdtfl w16du wp14">
   <w:p>
     <w:pPr>
       <w:shd w:val="clear" w:color="auto" w:fill="5B9BD5"/>
@@ -12772,7 +13296,7 @@
             </wp:anchor>
           </w:drawing>
         </mc:Choice>
-        <mc:Fallback>
+        <mc:Fallback xmlns:w16cei="http://schemas.microsoft.com/office/word/2026/wordml/cei">
           <w:pict>
             <v:group w14:anchorId="4336ABB0" id="Group 12185" o:spid="_x0000_s1026" style="position:absolute;margin-left:24pt;margin-top:816.5pt;width:547.65pt;height:1.65pt;z-index:251665408;mso-position-horizontal-relative:page;mso-position-vertical-relative:page" coordsize="69550,207" o:gfxdata="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">
               <v:shape id="Shape 12843" o:spid="_x0000_s1027" style="position:absolute;width:91;height:177;visibility:visible;mso-wrap-style:square;v-text-anchor:top" coordsize="9144,17780" o:gfxdata="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" path="m,l9144,r,17780l,17780,,e" fillcolor="black" stroked="f" strokeweight="0">
@@ -12905,7 +13429,7 @@
 </file>
 
 <file path=word/footer3.xml><?xml version="1.0" encoding="utf-8"?>
-<w:ftr xmlns:wpc="http://schemas.microsoft.com/office/word/2010/wordprocessingCanvas" xmlns:cx="http://schemas.microsoft.com/office/drawing/2014/chartex" xmlns:cx1="http://schemas.microsoft.com/office/drawing/2015/9/8/chartex" xmlns:cx2="http://schemas.microsoft.com/office/drawing/2015/10/21/chartex" xmlns:cx3="http://schemas.microsoft.com/office/drawing/2016/5/9/chartex" xmlns:cx4="http://schemas.microsoft.com/office/drawing/2016/5/10/chartex" xmlns:cx5="http://schemas.microsoft.com/office/drawing/2016/5/11/chartex" xmlns:cx6="http://schemas.microsoft.com/office/drawing/2016/5/12/chartex" xmlns:cx7="http://schemas.microsoft.com/office/drawing/2016/5/13/chartex" xmlns:cx8="http://schemas.microsoft.com/office/drawing/2016/5/14/chartex" xmlns:mc="http://schemas.openxmlformats.org/markup-compatibility/2006" xmlns:aink="http://schemas.microsoft.com/office/drawing/2016/ink" xmlns:am3d="http://schemas.microsoft.com/office/drawing/2017/model3d" xmlns:o="urn:schemas-microsoft-com:office:office" xmlns:oel="http://schemas.microsoft.com/office/2019/extlst" xmlns:r="http://schemas.openxmlformats.org/officeDocument/2006/relationships" xmlns:m="http://schemas.openxmlformats.org/officeDocument/2006/math" xmlns:v="urn:schemas-microsoft-com:vml" xmlns:wp14="http://schemas.microsoft.com/office/word/2010/wordprocessingDrawing" xmlns:wp="http://schemas.openxmlformats.org/drawingml/2006/wordprocessingDrawing" xmlns:w10="urn:schemas-microsoft-com:office:word" xmlns:w="http://schemas.openxmlformats.org/wordprocessingml/2006/main" xmlns:w14="http://schemas.microsoft.com/office/word/2010/wordml" xmlns:w15="http://schemas.microsoft.com/office/word/2012/wordml" xmlns:w16cei="http://schemas.microsoft.com/office/word/2026/wordml/cei" xmlns:w16cex="http://schemas.microsoft.com/office/word/2018/wordml/cex" xmlns:w16cid="http://schemas.microsoft.com/office/word/2016/wordml/cid" xmlns:w16="http://schemas.microsoft.com/office/word/2018/wordml" xmlns:w16du="http://schemas.microsoft.com/office/word/2023/wordml/word16du" xmlns:w16sdtdh="http://schemas.microsoft.com/office/word/2020/wordml/sdtdatahash" xmlns:w16sdtfl="http://schemas.microsoft.com/office/word/2024/wordml/sdtformatlock" xmlns:w16se="http://schemas.microsoft.com/office/word/2015/wordml/symex" xmlns:wpg="http://schemas.microsoft.com/office/word/2010/wordprocessingGroup" xmlns:wpi="http://schemas.microsoft.com/office/word/2010/wordprocessingInk" xmlns:wne="http://schemas.microsoft.com/office/word/2006/wordml" xmlns:wps="http://schemas.microsoft.com/office/word/2010/wordprocessingShape" mc:Ignorable="w14 w15 w16se w16cid w16 w16cex w16sdtdh w16sdtfl w16du wp14">
+<w:ftr xmlns:wpc="http://schemas.microsoft.com/office/word/2010/wordprocessingCanvas" xmlns:cx="http://schemas.microsoft.com/office/drawing/2014/chartex" xmlns:cx1="http://schemas.microsoft.com/office/drawing/2015/9/8/chartex" xmlns:cx2="http://schemas.microsoft.com/office/drawing/2015/10/21/chartex" xmlns:cx3="http://schemas.microsoft.com/office/drawing/2016/5/9/chartex" xmlns:cx4="http://schemas.microsoft.com/office/drawing/2016/5/10/chartex" xmlns:cx5="http://schemas.microsoft.com/office/drawing/2016/5/11/chartex" xmlns:cx6="http://schemas.microsoft.com/office/drawing/2016/5/12/chartex" xmlns:cx7="http://schemas.microsoft.com/office/drawing/2016/5/13/chartex" xmlns:cx8="http://schemas.microsoft.com/office/drawing/2016/5/14/chartex" xmlns:mc="http://schemas.openxmlformats.org/markup-compatibility/2006" xmlns:aink="http://schemas.microsoft.com/office/drawing/2016/ink" xmlns:am3d="http://schemas.microsoft.com/office/drawing/2017/model3d" xmlns:o="urn:schemas-microsoft-com:office:office" xmlns:oel="http://schemas.microsoft.com/office/2019/extlst" xmlns:r="http://schemas.openxmlformats.org/officeDocument/2006/relationships" xmlns:m="http://schemas.openxmlformats.org/officeDocument/2006/math" xmlns:v="urn:schemas-microsoft-com:vml" xmlns:wp14="http://schemas.microsoft.com/office/word/2010/wordprocessingDrawing" xmlns:wp="http://schemas.openxmlformats.org/drawingml/2006/wordprocessingDrawing" xmlns:w10="urn:schemas-microsoft-com:office:word" xmlns:w="http://schemas.openxmlformats.org/wordprocessingml/2006/main" xmlns:w14="http://schemas.microsoft.com/office/word/2010/wordml" xmlns:w15="http://schemas.microsoft.com/office/word/2012/wordml" xmlns:w16cex="http://schemas.microsoft.com/office/word/2018/wordml/cex" xmlns:w16cid="http://schemas.microsoft.com/office/word/2016/wordml/cid" xmlns:w16="http://schemas.microsoft.com/office/word/2018/wordml" xmlns:w16du="http://schemas.microsoft.com/office/word/2023/wordml/word16du" xmlns:w16sdtdh="http://schemas.microsoft.com/office/word/2020/wordml/sdtdatahash" xmlns:w16sdtfl="http://schemas.microsoft.com/office/word/2024/wordml/sdtformatlock" xmlns:w16se="http://schemas.microsoft.com/office/word/2015/wordml/symex" xmlns:wpg="http://schemas.microsoft.com/office/word/2010/wordprocessingGroup" xmlns:wpi="http://schemas.microsoft.com/office/word/2010/wordprocessingInk" xmlns:wne="http://schemas.microsoft.com/office/word/2006/wordml" xmlns:wps="http://schemas.microsoft.com/office/word/2010/wordprocessingShape" mc:Ignorable="w14 w15 w16se w16cid w16 w16cex w16sdtdh w16sdtfl w16du wp14">
   <w:p>
     <w:pPr>
       <w:shd w:val="clear" w:color="auto" w:fill="5B9BD5"/>
@@ -13656,7 +14180,7 @@
             </wp:anchor>
           </w:drawing>
         </mc:Choice>
-        <mc:Fallback>
+        <mc:Fallback xmlns:w16cei="http://schemas.microsoft.com/office/word/2026/wordml/cei">
           <w:pict>
             <v:group w14:anchorId="3E49E3D4" id="Group 12083" o:spid="_x0000_s1026" style="position:absolute;margin-left:24pt;margin-top:816.5pt;width:547.65pt;height:1.65pt;z-index:251666432;mso-position-horizontal-relative:page;mso-position-vertical-relative:page" coordsize="69550,207" o:gfxdata="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">
               <v:shape id="Shape 12830" o:spid="_x0000_s1027" style="position:absolute;width:91;height:177;visibility:visible;mso-wrap-style:square;v-text-anchor:top" coordsize="9144,17780" o:gfxdata="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" path="m,l9144,r,17780l,17780,,e" fillcolor="black" stroked="f" strokeweight="0">
@@ -13776,7 +14300,7 @@
 </file>
 
 <file path=word/footnotes.xml><?xml version="1.0" encoding="utf-8"?>
-<w:footnotes xmlns:wpc="http://schemas.microsoft.com/office/word/2010/wordprocessingCanvas" xmlns:cx="http://schemas.microsoft.com/office/drawing/2014/chartex" xmlns:cx1="http://schemas.microsoft.com/office/drawing/2015/9/8/chartex" xmlns:cx2="http://schemas.microsoft.com/office/drawing/2015/10/21/chartex" xmlns:cx3="http://schemas.microsoft.com/office/drawing/2016/5/9/chartex" xmlns:cx4="http://schemas.microsoft.com/office/drawing/2016/5/10/chartex" xmlns:cx5="http://schemas.microsoft.com/office/drawing/2016/5/11/chartex" xmlns:cx6="http://schemas.microsoft.com/office/drawing/2016/5/12/chartex" xmlns:cx7="http://schemas.microsoft.com/office/drawing/2016/5/13/chartex" xmlns:cx8="http://schemas.microsoft.com/office/drawing/2016/5/14/chartex" xmlns:mc="http://schemas.openxmlformats.org/markup-compatibility/2006" xmlns:aink="http://schemas.microsoft.com/office/drawing/2016/ink" xmlns:am3d="http://schemas.microsoft.com/office/drawing/2017/model3d" xmlns:o="urn:schemas-microsoft-com:office:office" xmlns:oel="http://schemas.microsoft.com/office/2019/extlst" xmlns:r="http://schemas.openxmlformats.org/officeDocument/2006/relationships" xmlns:m="http://schemas.openxmlformats.org/officeDocument/2006/math" xmlns:v="urn:schemas-microsoft-com:vml" xmlns:wp14="http://schemas.microsoft.com/office/word/2010/wordprocessingDrawing" xmlns:wp="http://schemas.openxmlformats.org/drawingml/2006/wordprocessingDrawing" xmlns:w10="urn:schemas-microsoft-com:office:word" xmlns:w="http://schemas.openxmlformats.org/wordprocessingml/2006/main" xmlns:w14="http://schemas.microsoft.com/office/word/2010/wordml" xmlns:w15="http://schemas.microsoft.com/office/word/2012/wordml" xmlns:w16cei="http://schemas.microsoft.com/office/word/2026/wordml/cei" xmlns:w16cex="http://schemas.microsoft.com/office/word/2018/wordml/cex" xmlns:w16cid="http://schemas.microsoft.com/office/word/2016/wordml/cid" xmlns:w16="http://schemas.microsoft.com/office/word/2018/wordml" xmlns:w16du="http://schemas.microsoft.com/office/word/2023/wordml/word16du" xmlns:w16sdtdh="http://schemas.microsoft.com/office/word/2020/wordml/sdtdatahash" xmlns:w16sdtfl="http://schemas.microsoft.com/office/word/2024/wordml/sdtformatlock" xmlns:w16se="http://schemas.microsoft.com/office/word/2015/wordml/symex" xmlns:wpg="http://schemas.microsoft.com/office/word/2010/wordprocessingGroup" xmlns:wpi="http://schemas.microsoft.com/office/word/2010/wordprocessingInk" xmlns:wne="http://schemas.microsoft.com/office/word/2006/wordml" xmlns:wps="http://schemas.microsoft.com/office/word/2010/wordprocessingShape" mc:Ignorable="w14 w15 w16se w16cid w16 w16cex w16sdtdh w16sdtfl w16du wp14">
+<w:footnotes xmlns:wpc="http://schemas.microsoft.com/office/word/2010/wordprocessingCanvas" xmlns:cx="http://schemas.microsoft.com/office/drawing/2014/chartex" xmlns:cx1="http://schemas.microsoft.com/office/drawing/2015/9/8/chartex" xmlns:cx2="http://schemas.microsoft.com/office/drawing/2015/10/21/chartex" xmlns:cx3="http://schemas.microsoft.com/office/drawing/2016/5/9/chartex" xmlns:cx4="http://schemas.microsoft.com/office/drawing/2016/5/10/chartex" xmlns:cx5="http://schemas.microsoft.com/office/drawing/2016/5/11/chartex" xmlns:cx6="http://schemas.microsoft.com/office/drawing/2016/5/12/chartex" xmlns:cx7="http://schemas.microsoft.com/office/drawing/2016/5/13/chartex" xmlns:cx8="http://schemas.microsoft.com/office/drawing/2016/5/14/chartex" xmlns:mc="http://schemas.openxmlformats.org/markup-compatibility/2006" xmlns:aink="http://schemas.microsoft.com/office/drawing/2016/ink" xmlns:am3d="http://schemas.microsoft.com/office/drawing/2017/model3d" xmlns:o="urn:schemas-microsoft-com:office:office" xmlns:oel="http://schemas.microsoft.com/office/2019/extlst" xmlns:r="http://schemas.openxmlformats.org/officeDocument/2006/relationships" xmlns:m="http://schemas.openxmlformats.org/officeDocument/2006/math" xmlns:v="urn:schemas-microsoft-com:vml" xmlns:wp14="http://schemas.microsoft.com/office/word/2010/wordprocessingDrawing" xmlns:wp="http://schemas.openxmlformats.org/drawingml/2006/wordprocessingDrawing" xmlns:w10="urn:schemas-microsoft-com:office:word" xmlns:w="http://schemas.openxmlformats.org/wordprocessingml/2006/main" xmlns:w14="http://schemas.microsoft.com/office/word/2010/wordml" xmlns:w15="http://schemas.microsoft.com/office/word/2012/wordml" xmlns:w16cex="http://schemas.microsoft.com/office/word/2018/wordml/cex" xmlns:w16cid="http://schemas.microsoft.com/office/word/2016/wordml/cid" xmlns:w16="http://schemas.microsoft.com/office/word/2018/wordml" xmlns:w16du="http://schemas.microsoft.com/office/word/2023/wordml/word16du" xmlns:w16sdtdh="http://schemas.microsoft.com/office/word/2020/wordml/sdtdatahash" xmlns:w16sdtfl="http://schemas.microsoft.com/office/word/2024/wordml/sdtformatlock" xmlns:w16se="http://schemas.microsoft.com/office/word/2015/wordml/symex" xmlns:wpg="http://schemas.microsoft.com/office/word/2010/wordprocessingGroup" xmlns:wpi="http://schemas.microsoft.com/office/word/2010/wordprocessingInk" xmlns:wne="http://schemas.microsoft.com/office/word/2006/wordml" xmlns:wps="http://schemas.microsoft.com/office/word/2010/wordprocessingShape" mc:Ignorable="w14 w15 w16se w16cid w16 w16cex w16sdtdh w16sdtfl w16du wp14">
   <w:footnote w:type="separator" w:id="-1">
     <w:p>
       <w:pPr>
@@ -13801,7 +14325,7 @@
 </file>
 
 <file path=word/header1.xml><?xml version="1.0" encoding="utf-8"?>
-<w:hdr xmlns:wpc="http://schemas.microsoft.com/office/word/2010/wordprocessingCanvas" xmlns:cx="http://schemas.microsoft.com/office/drawing/2014/chartex" xmlns:cx1="http://schemas.microsoft.com/office/drawing/2015/9/8/chartex" xmlns:cx2="http://schemas.microsoft.com/office/drawing/2015/10/21/chartex" xmlns:cx3="http://schemas.microsoft.com/office/drawing/2016/5/9/chartex" xmlns:cx4="http://schemas.microsoft.com/office/drawing/2016/5/10/chartex" xmlns:cx5="http://schemas.microsoft.com/office/drawing/2016/5/11/chartex" xmlns:cx6="http://schemas.microsoft.com/office/drawing/2016/5/12/chartex" xmlns:cx7="http://schemas.microsoft.com/office/drawing/2016/5/13/chartex" xmlns:cx8="http://schemas.microsoft.com/office/drawing/2016/5/14/chartex" xmlns:mc="http://schemas.openxmlformats.org/markup-compatibility/2006" xmlns:aink="http://schemas.microsoft.com/office/drawing/2016/ink" xmlns:am3d="http://schemas.microsoft.com/office/drawing/2017/model3d" xmlns:o="urn:schemas-microsoft-com:office:office" xmlns:oel="http://schemas.microsoft.com/office/2019/extlst" xmlns:r="http://schemas.openxmlformats.org/officeDocument/2006/relationships" xmlns:m="http://schemas.openxmlformats.org/officeDocument/2006/math" xmlns:v="urn:schemas-microsoft-com:vml" xmlns:wp14="http://schemas.microsoft.com/office/word/2010/wordprocessingDrawing" xmlns:wp="http://schemas.openxmlformats.org/drawingml/2006/wordprocessingDrawing" xmlns:w10="urn:schemas-microsoft-com:office:word" xmlns:w="http://schemas.openxmlformats.org/wordprocessingml/2006/main" xmlns:w14="http://schemas.microsoft.com/office/word/2010/wordml" xmlns:w15="http://schemas.microsoft.com/office/word/2012/wordml" xmlns:w16cei="http://schemas.microsoft.com/office/word/2026/wordml/cei" xmlns:w16cex="http://schemas.microsoft.com/office/word/2018/wordml/cex" xmlns:w16cid="http://schemas.microsoft.com/office/word/2016/wordml/cid" xmlns:w16="http://schemas.microsoft.com/office/word/2018/wordml" xmlns:w16du="http://schemas.microsoft.com/office/word/2023/wordml/word16du" xmlns:w16sdtdh="http://schemas.microsoft.com/office/word/2020/wordml/sdtdatahash" xmlns:w16sdtfl="http://schemas.microsoft.com/office/word/2024/wordml/sdtformatlock" xmlns:w16se="http://schemas.microsoft.com/office/word/2015/wordml/symex" xmlns:wpg="http://schemas.microsoft.com/office/word/2010/wordprocessingGroup" xmlns:wpi="http://schemas.microsoft.com/office/word/2010/wordprocessingInk" xmlns:wne="http://schemas.microsoft.com/office/word/2006/wordml" xmlns:wps="http://schemas.microsoft.com/office/word/2010/wordprocessingShape" mc:Ignorable="w14 w15 w16se w16cid w16 w16cex w16sdtdh w16sdtfl w16du wp14">
+<w:hdr xmlns:wpc="http://schemas.microsoft.com/office/word/2010/wordprocessingCanvas" xmlns:cx="http://schemas.microsoft.com/office/drawing/2014/chartex" xmlns:cx1="http://schemas.microsoft.com/office/drawing/2015/9/8/chartex" xmlns:cx2="http://schemas.microsoft.com/office/drawing/2015/10/21/chartex" xmlns:cx3="http://schemas.microsoft.com/office/drawing/2016/5/9/chartex" xmlns:cx4="http://schemas.microsoft.com/office/drawing/2016/5/10/chartex" xmlns:cx5="http://schemas.microsoft.com/office/drawing/2016/5/11/chartex" xmlns:cx6="http://schemas.microsoft.com/office/drawing/2016/5/12/chartex" xmlns:cx7="http://schemas.microsoft.com/office/drawing/2016/5/13/chartex" xmlns:cx8="http://schemas.microsoft.com/office/drawing/2016/5/14/chartex" xmlns:mc="http://schemas.openxmlformats.org/markup-compatibility/2006" xmlns:aink="http://schemas.microsoft.com/office/drawing/2016/ink" xmlns:am3d="http://schemas.microsoft.com/office/drawing/2017/model3d" xmlns:o="urn:schemas-microsoft-com:office:office" xmlns:oel="http://schemas.microsoft.com/office/2019/extlst" xmlns:r="http://schemas.openxmlformats.org/officeDocument/2006/relationships" xmlns:m="http://schemas.openxmlformats.org/officeDocument/2006/math" xmlns:v="urn:schemas-microsoft-com:vml" xmlns:wp14="http://schemas.microsoft.com/office/word/2010/wordprocessingDrawing" xmlns:wp="http://schemas.openxmlformats.org/drawingml/2006/wordprocessingDrawing" xmlns:w10="urn:schemas-microsoft-com:office:word" xmlns:w="http://schemas.openxmlformats.org/wordprocessingml/2006/main" xmlns:w14="http://schemas.microsoft.com/office/word/2010/wordml" xmlns:w15="http://schemas.microsoft.com/office/word/2012/wordml" xmlns:w16cex="http://schemas.microsoft.com/office/word/2018/wordml/cex" xmlns:w16cid="http://schemas.microsoft.com/office/word/2016/wordml/cid" xmlns:w16="http://schemas.microsoft.com/office/word/2018/wordml" xmlns:w16du="http://schemas.microsoft.com/office/word/2023/wordml/word16du" xmlns:w16sdtdh="http://schemas.microsoft.com/office/word/2020/wordml/sdtdatahash" xmlns:w16sdtfl="http://schemas.microsoft.com/office/word/2024/wordml/sdtformatlock" xmlns:w16se="http://schemas.microsoft.com/office/word/2015/wordml/symex" xmlns:wpg="http://schemas.microsoft.com/office/word/2010/wordprocessingGroup" xmlns:wpi="http://schemas.microsoft.com/office/word/2010/wordprocessingInk" xmlns:wne="http://schemas.microsoft.com/office/word/2006/wordml" xmlns:wps="http://schemas.microsoft.com/office/word/2010/wordprocessingShape" mc:Ignorable="w14 w15 w16se w16cid w16 w16cex w16sdtdh w16sdtfl w16du wp14">
   <w:p>
     <w:pPr>
       <w:spacing w:after="0"/>
@@ -15520,7 +16044,7 @@
             </wp:anchor>
           </w:drawing>
         </mc:Choice>
-        <mc:Fallback>
+        <mc:Fallback xmlns:w16cei="http://schemas.microsoft.com/office/word/2026/wordml/cei">
           <w:pict>
             <v:group w14:anchorId="4EE6BFE8" id="Group 12209" o:spid="_x0000_s1028" style="position:absolute;left:0;text-align:left;margin-left:24pt;margin-top:24pt;width:547.65pt;height:43.55pt;z-index:251658240;mso-position-horizontal-relative:page;mso-position-vertical-relative:page" coordsize="69550,5530" o:gfxdata="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">
               <v:shapetype id="_x0000_t75" coordsize="21600,21600" o:spt="75" o:preferrelative="t" path="m@4@5l@4@11@9@11@9@5xe" filled="f" stroked="f">
@@ -16329,7 +16853,7 @@
             </wp:anchor>
           </w:drawing>
         </mc:Choice>
-        <mc:Fallback>
+        <mc:Fallback xmlns:w16cei="http://schemas.microsoft.com/office/word/2026/wordml/cei">
           <w:pict>
             <v:group w14:anchorId="331F045F" id="Group 12261" o:spid="_x0000_s1026" style="position:absolute;margin-left:24pt;margin-top:25.4pt;width:547.65pt;height:791.1pt;z-index:-251657216;mso-position-horizontal-relative:page;mso-position-vertical-relative:page" coordsize="69550,100469" o:gfxdata="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">
               <v:shape id="Picture 12268" o:spid="_x0000_s1027" type="#_x0000_t75" style="position:absolute;left:20471;top:42800;width:28573;height:14859;visibility:visible;mso-wrap-style:square" o:gfxdata="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">
@@ -16370,7 +16894,7 @@
 </file>
 
 <file path=word/header2.xml><?xml version="1.0" encoding="utf-8"?>
-<w:hdr xmlns:wpc="http://schemas.microsoft.com/office/word/2010/wordprocessingCanvas" xmlns:cx="http://schemas.microsoft.com/office/drawing/2014/chartex" xmlns:cx1="http://schemas.microsoft.com/office/drawing/2015/9/8/chartex" xmlns:cx2="http://schemas.microsoft.com/office/drawing/2015/10/21/chartex" xmlns:cx3="http://schemas.microsoft.com/office/drawing/2016/5/9/chartex" xmlns:cx4="http://schemas.microsoft.com/office/drawing/2016/5/10/chartex" xmlns:cx5="http://schemas.microsoft.com/office/drawing/2016/5/11/chartex" xmlns:cx6="http://schemas.microsoft.com/office/drawing/2016/5/12/chartex" xmlns:cx7="http://schemas.microsoft.com/office/drawing/2016/5/13/chartex" xmlns:cx8="http://schemas.microsoft.com/office/drawing/2016/5/14/chartex" xmlns:mc="http://schemas.openxmlformats.org/markup-compatibility/2006" xmlns:aink="http://schemas.microsoft.com/office/drawing/2016/ink" xmlns:am3d="http://schemas.microsoft.com/office/drawing/2017/model3d" xmlns:o="urn:schemas-microsoft-com:office:office" xmlns:oel="http://schemas.microsoft.com/office/2019/extlst" xmlns:r="http://schemas.openxmlformats.org/officeDocument/2006/relationships" xmlns:m="http://schemas.openxmlformats.org/officeDocument/2006/math" xmlns:v="urn:schemas-microsoft-com:vml" xmlns:wp14="http://schemas.microsoft.com/office/word/2010/wordprocessingDrawing" xmlns:wp="http://schemas.openxmlformats.org/drawingml/2006/wordprocessingDrawing" xmlns:w10="urn:schemas-microsoft-com:office:word" xmlns:w="http://schemas.openxmlformats.org/wordprocessingml/2006/main" xmlns:w14="http://schemas.microsoft.com/office/word/2010/wordml" xmlns:w15="http://schemas.microsoft.com/office/word/2012/wordml" xmlns:w16cei="http://schemas.microsoft.com/office/word/2026/wordml/cei" xmlns:w16cex="http://schemas.microsoft.com/office/word/2018/wordml/cex" xmlns:w16cid="http://schemas.microsoft.com/office/word/2016/wordml/cid" xmlns:w16="http://schemas.microsoft.com/office/word/2018/wordml" xmlns:w16du="http://schemas.microsoft.com/office/word/2023/wordml/word16du" xmlns:w16sdtdh="http://schemas.microsoft.com/office/word/2020/wordml/sdtdatahash" xmlns:w16sdtfl="http://schemas.microsoft.com/office/word/2024/wordml/sdtformatlock" xmlns:w16se="http://schemas.microsoft.com/office/word/2015/wordml/symex" xmlns:wpg="http://schemas.microsoft.com/office/word/2010/wordprocessingGroup" xmlns:wpi="http://schemas.microsoft.com/office/word/2010/wordprocessingInk" xmlns:wne="http://schemas.microsoft.com/office/word/2006/wordml" xmlns:wps="http://schemas.microsoft.com/office/word/2010/wordprocessingShape" mc:Ignorable="w14 w15 w16se w16cid w16 w16cex w16sdtdh w16sdtfl w16du wp14">
+<w:hdr xmlns:wpc="http://schemas.microsoft.com/office/word/2010/wordprocessingCanvas" xmlns:cx="http://schemas.microsoft.com/office/drawing/2014/chartex" xmlns:cx1="http://schemas.microsoft.com/office/drawing/2015/9/8/chartex" xmlns:cx2="http://schemas.microsoft.com/office/drawing/2015/10/21/chartex" xmlns:cx3="http://schemas.microsoft.com/office/drawing/2016/5/9/chartex" xmlns:cx4="http://schemas.microsoft.com/office/drawing/2016/5/10/chartex" xmlns:cx5="http://schemas.microsoft.com/office/drawing/2016/5/11/chartex" xmlns:cx6="http://schemas.microsoft.com/office/drawing/2016/5/12/chartex" xmlns:cx7="http://schemas.microsoft.com/office/drawing/2016/5/13/chartex" xmlns:cx8="http://schemas.microsoft.com/office/drawing/2016/5/14/chartex" xmlns:mc="http://schemas.openxmlformats.org/markup-compatibility/2006" xmlns:aink="http://schemas.microsoft.com/office/drawing/2016/ink" xmlns:am3d="http://schemas.microsoft.com/office/drawing/2017/model3d" xmlns:o="urn:schemas-microsoft-com:office:office" xmlns:oel="http://schemas.microsoft.com/office/2019/extlst" xmlns:r="http://schemas.openxmlformats.org/officeDocument/2006/relationships" xmlns:m="http://schemas.openxmlformats.org/officeDocument/2006/math" xmlns:v="urn:schemas-microsoft-com:vml" xmlns:wp14="http://schemas.microsoft.com/office/word/2010/wordprocessingDrawing" xmlns:wp="http://schemas.openxmlformats.org/drawingml/2006/wordprocessingDrawing" xmlns:w10="urn:schemas-microsoft-com:office:word" xmlns:w="http://schemas.openxmlformats.org/wordprocessingml/2006/main" xmlns:w14="http://schemas.microsoft.com/office/word/2010/wordml" xmlns:w15="http://schemas.microsoft.com/office/word/2012/wordml" xmlns:w16cex="http://schemas.microsoft.com/office/word/2018/wordml/cex" xmlns:w16cid="http://schemas.microsoft.com/office/word/2016/wordml/cid" xmlns:w16="http://schemas.microsoft.com/office/word/2018/wordml" xmlns:w16du="http://schemas.microsoft.com/office/word/2023/wordml/word16du" xmlns:w16sdtdh="http://schemas.microsoft.com/office/word/2020/wordml/sdtdatahash" xmlns:w16sdtfl="http://schemas.microsoft.com/office/word/2024/wordml/sdtformatlock" xmlns:w16se="http://schemas.microsoft.com/office/word/2015/wordml/symex" xmlns:wpg="http://schemas.microsoft.com/office/word/2010/wordprocessingGroup" xmlns:wpi="http://schemas.microsoft.com/office/word/2010/wordprocessingInk" xmlns:wne="http://schemas.microsoft.com/office/word/2006/wordml" xmlns:wps="http://schemas.microsoft.com/office/word/2010/wordprocessingShape" mc:Ignorable="w14 w15 w16se w16cid w16 w16cex w16sdtdh w16sdtfl w16du wp14">
   <w:p>
     <w:pPr>
       <w:spacing w:after="0"/>
@@ -17859,7 +18383,7 @@
             </wp:anchor>
           </w:drawing>
         </mc:Choice>
-        <mc:Fallback>
+        <mc:Fallback xmlns:w16cei="http://schemas.microsoft.com/office/word/2026/wordml/cei">
           <w:pict>
             <v:group w14:anchorId="5BDF7BF6" id="Group 12107" o:spid="_x0000_s1077" style="position:absolute;margin-left:24pt;margin-top:24pt;width:547.6pt;height:44.2pt;z-index:251660288;mso-position-horizontal-relative:page;mso-position-vertical-relative:page;mso-height-relative:margin" coordsize="69550,5614" o:gfxdata="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">
               <v:shapetype id="_x0000_t75" coordsize="21600,21600" o:spt="75" o:preferrelative="t" path="m@4@5l@4@11@9@11@9@5xe" filled="f" stroked="f">
@@ -18559,7 +19083,7 @@
             </wp:anchor>
           </w:drawing>
         </mc:Choice>
-        <mc:Fallback>
+        <mc:Fallback xmlns:w16cei="http://schemas.microsoft.com/office/word/2026/wordml/cei">
           <w:pict>
             <v:group w14:anchorId="0008FD42" id="Group 12159" o:spid="_x0000_s1026" style="position:absolute;margin-left:0;margin-top:26.25pt;width:547.6pt;height:791.1pt;z-index:-251655168;mso-position-horizontal:center;mso-position-horizontal-relative:page;mso-position-vertical-relative:page" coordsize="69550,100469" o:gfxdata="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">
               <v:shape id="Picture 12166" o:spid="_x0000_s1027" type="#_x0000_t75" style="position:absolute;left:20471;top:42800;width:28573;height:14859;visibility:visible;mso-wrap-style:square" o:gfxdata="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">
@@ -18600,7 +19124,7 @@
 </file>
 
 <file path=word/header3.xml><?xml version="1.0" encoding="utf-8"?>
-<w:hdr xmlns:wpc="http://schemas.microsoft.com/office/word/2010/wordprocessingCanvas" xmlns:cx="http://schemas.microsoft.com/office/drawing/2014/chartex" xmlns:cx1="http://schemas.microsoft.com/office/drawing/2015/9/8/chartex" xmlns:cx2="http://schemas.microsoft.com/office/drawing/2015/10/21/chartex" xmlns:cx3="http://schemas.microsoft.com/office/drawing/2016/5/9/chartex" xmlns:cx4="http://schemas.microsoft.com/office/drawing/2016/5/10/chartex" xmlns:cx5="http://schemas.microsoft.com/office/drawing/2016/5/11/chartex" xmlns:cx6="http://schemas.microsoft.com/office/drawing/2016/5/12/chartex" xmlns:cx7="http://schemas.microsoft.com/office/drawing/2016/5/13/chartex" xmlns:cx8="http://schemas.microsoft.com/office/drawing/2016/5/14/chartex" xmlns:mc="http://schemas.openxmlformats.org/markup-compatibility/2006" xmlns:aink="http://schemas.microsoft.com/office/drawing/2016/ink" xmlns:am3d="http://schemas.microsoft.com/office/drawing/2017/model3d" xmlns:o="urn:schemas-microsoft-com:office:office" xmlns:oel="http://schemas.microsoft.com/office/2019/extlst" xmlns:r="http://schemas.openxmlformats.org/officeDocument/2006/relationships" xmlns:m="http://schemas.openxmlformats.org/officeDocument/2006/math" xmlns:v="urn:schemas-microsoft-com:vml" xmlns:wp14="http://schemas.microsoft.com/office/word/2010/wordprocessingDrawing" xmlns:wp="http://schemas.openxmlformats.org/drawingml/2006/wordprocessingDrawing" xmlns:w10="urn:schemas-microsoft-com:office:word" xmlns:w="http://schemas.openxmlformats.org/wordprocessingml/2006/main" xmlns:w14="http://schemas.microsoft.com/office/word/2010/wordml" xmlns:w15="http://schemas.microsoft.com/office/word/2012/wordml" xmlns:w16cei="http://schemas.microsoft.com/office/word/2026/wordml/cei" xmlns:w16cex="http://schemas.microsoft.com/office/word/2018/wordml/cex" xmlns:w16cid="http://schemas.microsoft.com/office/word/2016/wordml/cid" xmlns:w16="http://schemas.microsoft.com/office/word/2018/wordml" xmlns:w16du="http://schemas.microsoft.com/office/word/2023/wordml/word16du" xmlns:w16sdtdh="http://schemas.microsoft.com/office/word/2020/wordml/sdtdatahash" xmlns:w16sdtfl="http://schemas.microsoft.com/office/word/2024/wordml/sdtformatlock" xmlns:w16se="http://schemas.microsoft.com/office/word/2015/wordml/symex" xmlns:wpg="http://schemas.microsoft.com/office/word/2010/wordprocessingGroup" xmlns:wpi="http://schemas.microsoft.com/office/word/2010/wordprocessingInk" xmlns:wne="http://schemas.microsoft.com/office/word/2006/wordml" xmlns:wps="http://schemas.microsoft.com/office/word/2010/wordprocessingShape" mc:Ignorable="w14 w15 w16se w16cid w16 w16cex w16sdtdh w16sdtfl w16du wp14">
+<w:hdr xmlns:wpc="http://schemas.microsoft.com/office/word/2010/wordprocessingCanvas" xmlns:cx="http://schemas.microsoft.com/office/drawing/2014/chartex" xmlns:cx1="http://schemas.microsoft.com/office/drawing/2015/9/8/chartex" xmlns:cx2="http://schemas.microsoft.com/office/drawing/2015/10/21/chartex" xmlns:cx3="http://schemas.microsoft.com/office/drawing/2016/5/9/chartex" xmlns:cx4="http://schemas.microsoft.com/office/drawing/2016/5/10/chartex" xmlns:cx5="http://schemas.microsoft.com/office/drawing/2016/5/11/chartex" xmlns:cx6="http://schemas.microsoft.com/office/drawing/2016/5/12/chartex" xmlns:cx7="http://schemas.microsoft.com/office/drawing/2016/5/13/chartex" xmlns:cx8="http://schemas.microsoft.com/office/drawing/2016/5/14/chartex" xmlns:mc="http://schemas.openxmlformats.org/markup-compatibility/2006" xmlns:aink="http://schemas.microsoft.com/office/drawing/2016/ink" xmlns:am3d="http://schemas.microsoft.com/office/drawing/2017/model3d" xmlns:o="urn:schemas-microsoft-com:office:office" xmlns:oel="http://schemas.microsoft.com/office/2019/extlst" xmlns:r="http://schemas.openxmlformats.org/officeDocument/2006/relationships" xmlns:m="http://schemas.openxmlformats.org/officeDocument/2006/math" xmlns:v="urn:schemas-microsoft-com:vml" xmlns:wp14="http://schemas.microsoft.com/office/word/2010/wordprocessingDrawing" xmlns:wp="http://schemas.openxmlformats.org/drawingml/2006/wordprocessingDrawing" xmlns:w10="urn:schemas-microsoft-com:office:word" xmlns:w="http://schemas.openxmlformats.org/wordprocessingml/2006/main" xmlns:w14="http://schemas.microsoft.com/office/word/2010/wordml" xmlns:w15="http://schemas.microsoft.com/office/word/2012/wordml" xmlns:w16cex="http://schemas.microsoft.com/office/word/2018/wordml/cex" xmlns:w16cid="http://schemas.microsoft.com/office/word/2016/wordml/cid" xmlns:w16="http://schemas.microsoft.com/office/word/2018/wordml" xmlns:w16du="http://schemas.microsoft.com/office/word/2023/wordml/word16du" xmlns:w16sdtdh="http://schemas.microsoft.com/office/word/2020/wordml/sdtdatahash" xmlns:w16sdtfl="http://schemas.microsoft.com/office/word/2024/wordml/sdtformatlock" xmlns:w16se="http://schemas.microsoft.com/office/word/2015/wordml/symex" xmlns:wpg="http://schemas.microsoft.com/office/word/2010/wordprocessingGroup" xmlns:wpi="http://schemas.microsoft.com/office/word/2010/wordprocessingInk" xmlns:wne="http://schemas.microsoft.com/office/word/2006/wordml" xmlns:wps="http://schemas.microsoft.com/office/word/2010/wordprocessingShape" mc:Ignorable="w14 w15 w16se w16cid w16 w16cex w16sdtdh w16sdtfl w16du wp14">
   <w:p>
     <w:pPr>
       <w:spacing w:after="0"/>
@@ -20319,7 +20843,7 @@
             </wp:anchor>
           </w:drawing>
         </mc:Choice>
-        <mc:Fallback>
+        <mc:Fallback xmlns:w16cei="http://schemas.microsoft.com/office/word/2026/wordml/cei">
           <w:pict>
             <v:group w14:anchorId="7A2B0905" id="Group 12005" o:spid="_x0000_s1118" style="position:absolute;left:0;text-align:left;margin-left:24pt;margin-top:24pt;width:547.65pt;height:43.55pt;z-index:251662336;mso-position-horizontal-relative:page;mso-position-vertical-relative:page" coordsize="69550,5530" o:gfxdata="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">
               <v:shapetype id="_x0000_t75" coordsize="21600,21600" o:spt="75" o:preferrelative="t" path="m@4@5l@4@11@9@11@9@5xe" filled="f" stroked="f">
@@ -21128,7 +21652,7 @@
             </wp:anchor>
           </w:drawing>
         </mc:Choice>
-        <mc:Fallback>
+        <mc:Fallback xmlns:w16cei="http://schemas.microsoft.com/office/word/2026/wordml/cei">
           <w:pict>
             <v:group w14:anchorId="6768F939" id="Group 12057" o:spid="_x0000_s1026" style="position:absolute;margin-left:24pt;margin-top:25.4pt;width:547.65pt;height:791.1pt;z-index:-251653120;mso-position-horizontal-relative:page;mso-position-vertical-relative:page" coordsize="69550,100469" o:gfxdata="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">
               <v:shape id="Picture 12064" o:spid="_x0000_s1027" type="#_x0000_t75" style="position:absolute;left:20471;top:42800;width:28573;height:14859;visibility:visible;mso-wrap-style:square" o:gfxdata="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">
@@ -21169,7 +21693,7 @@
 </file>
 
 <file path=word/numbering.xml><?xml version="1.0" encoding="utf-8"?>
-<w:numbering xmlns:wpc="http://schemas.microsoft.com/office/word/2010/wordprocessingCanvas" xmlns:cx="http://schemas.microsoft.com/office/drawing/2014/chartex" xmlns:cx1="http://schemas.microsoft.com/office/drawing/2015/9/8/chartex" xmlns:cx2="http://schemas.microsoft.com/office/drawing/2015/10/21/chartex" xmlns:cx3="http://schemas.microsoft.com/office/drawing/2016/5/9/chartex" xmlns:cx4="http://schemas.microsoft.com/office/drawing/2016/5/10/chartex" xmlns:cx5="http://schemas.microsoft.com/office/drawing/2016/5/11/chartex" xmlns:cx6="http://schemas.microsoft.com/office/drawing/2016/5/12/chartex" xmlns:cx7="http://schemas.microsoft.com/office/drawing/2016/5/13/chartex" xmlns:cx8="http://schemas.microsoft.com/office/drawing/2016/5/14/chartex" xmlns:mc="http://schemas.openxmlformats.org/markup-compatibility/2006" xmlns:aink="http://schemas.microsoft.com/office/drawing/2016/ink" xmlns:am3d="http://schemas.microsoft.com/office/drawing/2017/model3d" xmlns:o="urn:schemas-microsoft-com:office:office" xmlns:oel="http://schemas.microsoft.com/office/2019/extlst" xmlns:r="http://schemas.openxmlformats.org/officeDocument/2006/relationships" xmlns:m="http://schemas.openxmlformats.org/officeDocument/2006/math" xmlns:v="urn:schemas-microsoft-com:vml" xmlns:wp14="http://schemas.microsoft.com/office/word/2010/wordprocessingDrawing" xmlns:wp="http://schemas.openxmlformats.org/drawingml/2006/wordprocessingDrawing" xmlns:w10="urn:schemas-microsoft-com:office:word" xmlns:w="http://schemas.openxmlformats.org/wordprocessingml/2006/main" xmlns:w14="http://schemas.microsoft.com/office/word/2010/wordml" xmlns:w15="http://schemas.microsoft.com/office/word/2012/wordml" xmlns:w16cei="http://schemas.microsoft.com/office/word/2026/wordml/cei" xmlns:w16cex="http://schemas.microsoft.com/office/word/2018/wordml/cex" xmlns:w16cid="http://schemas.microsoft.com/office/word/2016/wordml/cid" xmlns:w16="http://schemas.microsoft.com/office/word/2018/wordml" xmlns:w16du="http://schemas.microsoft.com/office/word/2023/wordml/word16du" xmlns:w16sdtdh="http://schemas.microsoft.com/office/word/2020/wordml/sdtdatahash" xmlns:w16sdtfl="http://schemas.microsoft.com/office/word/2024/wordml/sdtformatlock" xmlns:w16se="http://schemas.microsoft.com/office/word/2015/wordml/symex" xmlns:wpg="http://schemas.microsoft.com/office/word/2010/wordprocessingGroup" xmlns:wpi="http://schemas.microsoft.com/office/word/2010/wordprocessingInk" xmlns:wne="http://schemas.microsoft.com/office/word/2006/wordml" xmlns:wps="http://schemas.microsoft.com/office/word/2010/wordprocessingShape" mc:Ignorable="w14 w15 w16se w16cid w16 w16cex w16sdtdh w16sdtfl w16du wp14">
+<w:numbering xmlns:wpc="http://schemas.microsoft.com/office/word/2010/wordprocessingCanvas" xmlns:cx="http://schemas.microsoft.com/office/drawing/2014/chartex" xmlns:cx1="http://schemas.microsoft.com/office/drawing/2015/9/8/chartex" xmlns:cx2="http://schemas.microsoft.com/office/drawing/2015/10/21/chartex" xmlns:cx3="http://schemas.microsoft.com/office/drawing/2016/5/9/chartex" xmlns:cx4="http://schemas.microsoft.com/office/drawing/2016/5/10/chartex" xmlns:cx5="http://schemas.microsoft.com/office/drawing/2016/5/11/chartex" xmlns:cx6="http://schemas.microsoft.com/office/drawing/2016/5/12/chartex" xmlns:cx7="http://schemas.microsoft.com/office/drawing/2016/5/13/chartex" xmlns:cx8="http://schemas.microsoft.com/office/drawing/2016/5/14/chartex" xmlns:mc="http://schemas.openxmlformats.org/markup-compatibility/2006" xmlns:aink="http://schemas.microsoft.com/office/drawing/2016/ink" xmlns:am3d="http://schemas.microsoft.com/office/drawing/2017/model3d" xmlns:o="urn:schemas-microsoft-com:office:office" xmlns:oel="http://schemas.microsoft.com/office/2019/extlst" xmlns:r="http://schemas.openxmlformats.org/officeDocument/2006/relationships" xmlns:m="http://schemas.openxmlformats.org/officeDocument/2006/math" xmlns:v="urn:schemas-microsoft-com:vml" xmlns:wp14="http://schemas.microsoft.com/office/word/2010/wordprocessingDrawing" xmlns:wp="http://schemas.openxmlformats.org/drawingml/2006/wordprocessingDrawing" xmlns:w10="urn:schemas-microsoft-com:office:word" xmlns:w="http://schemas.openxmlformats.org/wordprocessingml/2006/main" xmlns:w14="http://schemas.microsoft.com/office/word/2010/wordml" xmlns:w15="http://schemas.microsoft.com/office/word/2012/wordml" xmlns:w16cex="http://schemas.microsoft.com/office/word/2018/wordml/cex" xmlns:w16cid="http://schemas.microsoft.com/office/word/2016/wordml/cid" xmlns:w16="http://schemas.microsoft.com/office/word/2018/wordml" xmlns:w16du="http://schemas.microsoft.com/office/word/2023/wordml/word16du" xmlns:w16sdtdh="http://schemas.microsoft.com/office/word/2020/wordml/sdtdatahash" xmlns:w16sdtfl="http://schemas.microsoft.com/office/word/2024/wordml/sdtformatlock" xmlns:w16se="http://schemas.microsoft.com/office/word/2015/wordml/symex" xmlns:wpg="http://schemas.microsoft.com/office/word/2010/wordprocessingGroup" xmlns:wpi="http://schemas.microsoft.com/office/word/2010/wordprocessingInk" xmlns:wne="http://schemas.microsoft.com/office/word/2006/wordml" xmlns:wps="http://schemas.microsoft.com/office/word/2010/wordprocessingShape" mc:Ignorable="w14 w15 w16se w16cid w16 w16cex w16sdtdh w16sdtfl w16du wp14">
   <w:abstractNum w:abstractNumId="0" w15:restartNumberingAfterBreak="0">
     <w:nsid w:val="04AE40E1"/>
     <w:multiLevelType w:val="hybridMultilevel"/>
